--- a/CSC379-Technical-Writing/Assignment/2-tw.docx
+++ b/CSC379-Technical-Writing/Assignment/2-tw.docx
@@ -3,692 +3,1651 @@
 <w:document xmlns:wpc="http://schemas.microsoft.com/office/word/2010/wordprocessingCanvas" xmlns:cx="http://schemas.microsoft.com/office/drawing/2014/chartex" xmlns:cx1="http://schemas.microsoft.com/office/drawing/2015/9/8/chartex" xmlns:cx2="http://schemas.microsoft.com/office/drawing/2015/10/21/chartex" xmlns:cx3="http://schemas.microsoft.com/office/drawing/2016/5/9/chartex" xmlns:cx4="http://schemas.microsoft.com/office/drawing/2016/5/10/chartex" xmlns:cx5="http://schemas.microsoft.com/office/drawing/2016/5/11/chartex" xmlns:cx6="http://schemas.microsoft.com/office/drawing/2016/5/12/chartex" xmlns:cx7="http://schemas.microsoft.com/office/drawing/2016/5/13/chartex" xmlns:cx8="http://schemas.microsoft.com/office/drawing/2016/5/14/chartex" xmlns:mc="http://schemas.openxmlformats.org/markup-compatibility/2006" xmlns:aink="http://schemas.microsoft.com/office/drawing/2016/ink" xmlns:am3d="http://schemas.microsoft.com/office/drawing/2017/model3d" xmlns:o="urn:schemas-microsoft-com:office:office" xmlns:oel="http://schemas.microsoft.com/office/2019/extlst" xmlns:r="http://schemas.openxmlformats.org/officeDocument/2006/relationships" xmlns:m="http://schemas.openxmlformats.org/officeDocument/2006/math" xmlns:v="urn:schemas-microsoft-com:vml" xmlns:wp14="http://schemas.microsoft.com/office/word/2010/wordprocessingDrawing" xmlns:wp="http://schemas.openxmlformats.org/drawingml/2006/wordprocessingDrawing" xmlns:w10="urn:schemas-microsoft-com:office:word" xmlns:w="http://schemas.openxmlformats.org/wordprocessingml/2006/main" xmlns:w14="http://schemas.microsoft.com/office/word/2010/wordml" xmlns:w15="http://schemas.microsoft.com/office/word/2012/wordml" xmlns:w16cex="http://schemas.microsoft.com/office/word/2018/wordml/cex" xmlns:w16cid="http://schemas.microsoft.com/office/word/2016/wordml/cid" xmlns:w16="http://schemas.microsoft.com/office/word/2018/wordml" xmlns:w16du="http://schemas.microsoft.com/office/word/2023/wordml/word16du" xmlns:w16sdtdh="http://schemas.microsoft.com/office/word/2020/wordml/sdtdatahash" xmlns:w16sdtfl="http://schemas.microsoft.com/office/word/2024/wordml/sdtformatlock" xmlns:w16se="http://schemas.microsoft.com/office/word/2015/wordml/symex" xmlns:wpg="http://schemas.microsoft.com/office/word/2010/wordprocessingGroup" xmlns:wpi="http://schemas.microsoft.com/office/word/2010/wordprocessingInk" xmlns:wne="http://schemas.microsoft.com/office/word/2006/wordml" xmlns:wps="http://schemas.microsoft.com/office/word/2010/wordprocessingShape" mc:Ignorable="w14 w15 w16se w16cid w16 w16cex w16sdtdh w16sdtfl w16du wp14">
   <w:body>
     <w:p>
-      <w:r>
+      <w:pPr>
+        <w:spacing w:after="0" w:line="360" w:lineRule="auto"/>
+        <w:rPr>
+          <w:rFonts w:ascii="Calibri" w:hAnsi="Calibri" w:cs="Calibri"/>
+          <w:b/>
+          <w:bCs/>
+          <w:sz w:val="40"/>
+          <w:szCs w:val="40"/>
+        </w:rPr>
+      </w:pPr>
+      <w:r>
+        <w:rPr>
+          <w:rFonts w:ascii="Calibri" w:hAnsi="Calibri" w:cs="Calibri"/>
+          <w:b/>
+          <w:bCs/>
+          <w:sz w:val="40"/>
+          <w:szCs w:val="40"/>
+        </w:rPr>
         <w:t>Assignment 2:</w:t>
       </w:r>
     </w:p>
     <w:p>
       <w:pPr>
-        <w:pStyle w:val="ListParagraph"/>
+        <w:pStyle w:val="TOC1"/>
+        <w:tabs>
+          <w:tab w:val="left" w:pos="480"/>
+          <w:tab w:val="right" w:leader="dot" w:pos="11368"/>
+        </w:tabs>
+        <w:rPr>
+          <w:rFonts w:asciiTheme="minorHAnsi" w:eastAsiaTheme="minorEastAsia" w:hAnsiTheme="minorHAnsi"/>
+          <w:noProof/>
+          <w:kern w:val="2"/>
+          <w:sz w:val="24"/>
+          <w:szCs w:val="24"/>
+          <w:lang w:eastAsia="en-GB"/>
+          <w14:ligatures w14:val="standardContextual"/>
+        </w:rPr>
+      </w:pPr>
+      <w:r>
+        <w:rPr>
+          <w:rFonts w:cs="Calibri"/>
+          <w:b/>
+          <w:bCs/>
+          <w:sz w:val="40"/>
+          <w:szCs w:val="40"/>
+        </w:rPr>
+        <w:fldChar w:fldCharType="begin"/>
+      </w:r>
+      <w:r>
+        <w:rPr>
+          <w:rFonts w:cs="Calibri"/>
+          <w:b/>
+          <w:bCs/>
+          <w:sz w:val="40"/>
+          <w:szCs w:val="40"/>
+        </w:rPr>
+        <w:instrText xml:space="preserve"> TOC \h \z \t "Head1,2,Question,1" </w:instrText>
+      </w:r>
+      <w:r>
+        <w:rPr>
+          <w:rFonts w:cs="Calibri"/>
+          <w:b/>
+          <w:bCs/>
+          <w:sz w:val="40"/>
+          <w:szCs w:val="40"/>
+        </w:rPr>
+        <w:fldChar w:fldCharType="separate"/>
+      </w:r>
+      <w:hyperlink w:anchor="_Toc233700276" w:history="1">
+        <w:r>
+          <w:rPr>
+            <w:rStyle w:val="Hyperlink"/>
+            <w:noProof/>
+          </w:rPr>
+          <w:t>1.</w:t>
+        </w:r>
+        <w:r>
+          <w:rPr>
+            <w:rFonts w:asciiTheme="minorHAnsi" w:eastAsiaTheme="minorEastAsia" w:hAnsiTheme="minorHAnsi"/>
+            <w:noProof/>
+            <w:kern w:val="2"/>
+            <w:sz w:val="24"/>
+            <w:szCs w:val="24"/>
+            <w:lang w:eastAsia="en-GB"/>
+            <w14:ligatures w14:val="standardContextual"/>
+          </w:rPr>
+          <w:tab/>
+        </w:r>
+        <w:r>
+          <w:rPr>
+            <w:rStyle w:val="Hyperlink"/>
+            <w:noProof/>
+          </w:rPr>
+          <w:t>How do you define the audience? Show the triangular relation between technical writer, content &amp; audience.</w:t>
+        </w:r>
+        <w:r>
+          <w:rPr>
+            <w:noProof/>
+            <w:webHidden/>
+          </w:rPr>
+          <w:tab/>
+        </w:r>
+        <w:r>
+          <w:rPr>
+            <w:noProof/>
+            <w:webHidden/>
+          </w:rPr>
+          <w:fldChar w:fldCharType="begin"/>
+        </w:r>
+        <w:r>
+          <w:rPr>
+            <w:noProof/>
+            <w:webHidden/>
+          </w:rPr>
+          <w:instrText xml:space="preserve"> PAGEREF _Toc233700276 \h </w:instrText>
+        </w:r>
+        <w:r>
+          <w:rPr>
+            <w:noProof/>
+            <w:webHidden/>
+          </w:rPr>
+        </w:r>
+        <w:r>
+          <w:rPr>
+            <w:noProof/>
+            <w:webHidden/>
+          </w:rPr>
+          <w:fldChar w:fldCharType="separate"/>
+        </w:r>
+        <w:r>
+          <w:rPr>
+            <w:noProof/>
+            <w:webHidden/>
+          </w:rPr>
+          <w:t>2</w:t>
+        </w:r>
+        <w:r>
+          <w:rPr>
+            <w:noProof/>
+            <w:webHidden/>
+          </w:rPr>
+          <w:fldChar w:fldCharType="end"/>
+        </w:r>
+      </w:hyperlink>
+    </w:p>
+    <w:p>
+      <w:pPr>
+        <w:pStyle w:val="TOC2"/>
+        <w:tabs>
+          <w:tab w:val="right" w:leader="dot" w:pos="11368"/>
+        </w:tabs>
+        <w:rPr>
+          <w:rFonts w:eastAsiaTheme="minorEastAsia"/>
+          <w:noProof/>
+          <w:lang w:val="en-GB" w:eastAsia="en-GB"/>
+        </w:rPr>
+      </w:pPr>
+      <w:hyperlink w:anchor="_Toc233700277" w:history="1">
+        <w:r>
+          <w:rPr>
+            <w:rStyle w:val="Hyperlink"/>
+            <w:noProof/>
+          </w:rPr>
+          <w:t>Types of audience:</w:t>
+        </w:r>
+        <w:r>
+          <w:rPr>
+            <w:noProof/>
+            <w:webHidden/>
+          </w:rPr>
+          <w:tab/>
+        </w:r>
+        <w:r>
+          <w:rPr>
+            <w:noProof/>
+            <w:webHidden/>
+          </w:rPr>
+          <w:fldChar w:fldCharType="begin"/>
+        </w:r>
+        <w:r>
+          <w:rPr>
+            <w:noProof/>
+            <w:webHidden/>
+          </w:rPr>
+          <w:instrText xml:space="preserve"> PAGEREF _Toc233700277 \h </w:instrText>
+        </w:r>
+        <w:r>
+          <w:rPr>
+            <w:noProof/>
+            <w:webHidden/>
+          </w:rPr>
+        </w:r>
+        <w:r>
+          <w:rPr>
+            <w:noProof/>
+            <w:webHidden/>
+          </w:rPr>
+          <w:fldChar w:fldCharType="separate"/>
+        </w:r>
+        <w:r>
+          <w:rPr>
+            <w:noProof/>
+            <w:webHidden/>
+          </w:rPr>
+          <w:t>2</w:t>
+        </w:r>
+        <w:r>
+          <w:rPr>
+            <w:noProof/>
+            <w:webHidden/>
+          </w:rPr>
+          <w:fldChar w:fldCharType="end"/>
+        </w:r>
+      </w:hyperlink>
+    </w:p>
+    <w:p>
+      <w:pPr>
+        <w:pStyle w:val="TOC2"/>
+        <w:tabs>
+          <w:tab w:val="left" w:pos="720"/>
+          <w:tab w:val="right" w:leader="dot" w:pos="11368"/>
+        </w:tabs>
+        <w:rPr>
+          <w:rFonts w:eastAsiaTheme="minorEastAsia"/>
+          <w:noProof/>
+          <w:lang w:val="en-GB" w:eastAsia="en-GB"/>
+        </w:rPr>
+      </w:pPr>
+      <w:hyperlink w:anchor="_Toc233700278" w:history="1">
+        <w:r>
+          <w:rPr>
+            <w:rStyle w:val="Hyperlink"/>
+            <w:noProof/>
+          </w:rPr>
+          <w:t>i.</w:t>
+        </w:r>
+        <w:r>
+          <w:rPr>
+            <w:rFonts w:eastAsiaTheme="minorEastAsia"/>
+            <w:noProof/>
+            <w:lang w:val="en-GB" w:eastAsia="en-GB"/>
+          </w:rPr>
+          <w:tab/>
+        </w:r>
+        <w:r>
+          <w:rPr>
+            <w:rStyle w:val="Hyperlink"/>
+            <w:noProof/>
+          </w:rPr>
+          <w:t>Lay reader:</w:t>
+        </w:r>
+        <w:r>
+          <w:rPr>
+            <w:noProof/>
+            <w:webHidden/>
+          </w:rPr>
+          <w:tab/>
+        </w:r>
+        <w:r>
+          <w:rPr>
+            <w:noProof/>
+            <w:webHidden/>
+          </w:rPr>
+          <w:fldChar w:fldCharType="begin"/>
+        </w:r>
+        <w:r>
+          <w:rPr>
+            <w:noProof/>
+            <w:webHidden/>
+          </w:rPr>
+          <w:instrText xml:space="preserve"> PAGEREF _Toc233700278 \h </w:instrText>
+        </w:r>
+        <w:r>
+          <w:rPr>
+            <w:noProof/>
+            <w:webHidden/>
+          </w:rPr>
+        </w:r>
+        <w:r>
+          <w:rPr>
+            <w:noProof/>
+            <w:webHidden/>
+          </w:rPr>
+          <w:fldChar w:fldCharType="separate"/>
+        </w:r>
+        <w:r>
+          <w:rPr>
+            <w:noProof/>
+            <w:webHidden/>
+          </w:rPr>
+          <w:t>2</w:t>
+        </w:r>
+        <w:r>
+          <w:rPr>
+            <w:noProof/>
+            <w:webHidden/>
+          </w:rPr>
+          <w:fldChar w:fldCharType="end"/>
+        </w:r>
+      </w:hyperlink>
+    </w:p>
+    <w:p>
+      <w:pPr>
+        <w:pStyle w:val="TOC2"/>
+        <w:tabs>
+          <w:tab w:val="left" w:pos="720"/>
+          <w:tab w:val="right" w:leader="dot" w:pos="11368"/>
+        </w:tabs>
+        <w:rPr>
+          <w:rFonts w:eastAsiaTheme="minorEastAsia"/>
+          <w:noProof/>
+          <w:lang w:val="en-GB" w:eastAsia="en-GB"/>
+        </w:rPr>
+      </w:pPr>
+      <w:hyperlink w:anchor="_Toc233700279" w:history="1">
+        <w:r>
+          <w:rPr>
+            <w:rStyle w:val="Hyperlink"/>
+            <w:noProof/>
+          </w:rPr>
+          <w:t>ii.</w:t>
+        </w:r>
+        <w:r>
+          <w:rPr>
+            <w:rFonts w:eastAsiaTheme="minorEastAsia"/>
+            <w:noProof/>
+            <w:lang w:val="en-GB" w:eastAsia="en-GB"/>
+          </w:rPr>
+          <w:tab/>
+        </w:r>
+        <w:r>
+          <w:rPr>
+            <w:rStyle w:val="Hyperlink"/>
+            <w:noProof/>
+          </w:rPr>
+          <w:t>Technician:</w:t>
+        </w:r>
+        <w:r>
+          <w:rPr>
+            <w:noProof/>
+            <w:webHidden/>
+          </w:rPr>
+          <w:tab/>
+        </w:r>
+        <w:r>
+          <w:rPr>
+            <w:noProof/>
+            <w:webHidden/>
+          </w:rPr>
+          <w:fldChar w:fldCharType="begin"/>
+        </w:r>
+        <w:r>
+          <w:rPr>
+            <w:noProof/>
+            <w:webHidden/>
+          </w:rPr>
+          <w:instrText xml:space="preserve"> PAGEREF _Toc233700279 \h </w:instrText>
+        </w:r>
+        <w:r>
+          <w:rPr>
+            <w:noProof/>
+            <w:webHidden/>
+          </w:rPr>
+        </w:r>
+        <w:r>
+          <w:rPr>
+            <w:noProof/>
+            <w:webHidden/>
+          </w:rPr>
+          <w:fldChar w:fldCharType="separate"/>
+        </w:r>
+        <w:r>
+          <w:rPr>
+            <w:noProof/>
+            <w:webHidden/>
+          </w:rPr>
+          <w:t>2</w:t>
+        </w:r>
+        <w:r>
+          <w:rPr>
+            <w:noProof/>
+            <w:webHidden/>
+          </w:rPr>
+          <w:fldChar w:fldCharType="end"/>
+        </w:r>
+      </w:hyperlink>
+    </w:p>
+    <w:p>
+      <w:pPr>
+        <w:pStyle w:val="TOC2"/>
+        <w:tabs>
+          <w:tab w:val="left" w:pos="960"/>
+          <w:tab w:val="right" w:leader="dot" w:pos="11368"/>
+        </w:tabs>
+        <w:rPr>
+          <w:rFonts w:eastAsiaTheme="minorEastAsia"/>
+          <w:noProof/>
+          <w:lang w:val="en-GB" w:eastAsia="en-GB"/>
+        </w:rPr>
+      </w:pPr>
+      <w:hyperlink w:anchor="_Toc233700280" w:history="1">
+        <w:r>
+          <w:rPr>
+            <w:rStyle w:val="Hyperlink"/>
+            <w:noProof/>
+          </w:rPr>
+          <w:t>iii.</w:t>
+        </w:r>
+        <w:r>
+          <w:rPr>
+            <w:rFonts w:eastAsiaTheme="minorEastAsia"/>
+            <w:noProof/>
+            <w:lang w:val="en-GB" w:eastAsia="en-GB"/>
+          </w:rPr>
+          <w:tab/>
+        </w:r>
+        <w:r>
+          <w:rPr>
+            <w:rStyle w:val="Hyperlink"/>
+            <w:noProof/>
+          </w:rPr>
+          <w:t>Expert:</w:t>
+        </w:r>
+        <w:r>
+          <w:rPr>
+            <w:noProof/>
+            <w:webHidden/>
+          </w:rPr>
+          <w:tab/>
+        </w:r>
+        <w:r>
+          <w:rPr>
+            <w:noProof/>
+            <w:webHidden/>
+          </w:rPr>
+          <w:fldChar w:fldCharType="begin"/>
+        </w:r>
+        <w:r>
+          <w:rPr>
+            <w:noProof/>
+            <w:webHidden/>
+          </w:rPr>
+          <w:instrText xml:space="preserve"> PAGEREF _Toc233700280 \h </w:instrText>
+        </w:r>
+        <w:r>
+          <w:rPr>
+            <w:noProof/>
+            <w:webHidden/>
+          </w:rPr>
+        </w:r>
+        <w:r>
+          <w:rPr>
+            <w:noProof/>
+            <w:webHidden/>
+          </w:rPr>
+          <w:fldChar w:fldCharType="separate"/>
+        </w:r>
+        <w:r>
+          <w:rPr>
+            <w:noProof/>
+            <w:webHidden/>
+          </w:rPr>
+          <w:t>2</w:t>
+        </w:r>
+        <w:r>
+          <w:rPr>
+            <w:noProof/>
+            <w:webHidden/>
+          </w:rPr>
+          <w:fldChar w:fldCharType="end"/>
+        </w:r>
+      </w:hyperlink>
+    </w:p>
+    <w:p>
+      <w:pPr>
+        <w:pStyle w:val="TOC2"/>
+        <w:tabs>
+          <w:tab w:val="left" w:pos="720"/>
+          <w:tab w:val="right" w:leader="dot" w:pos="11368"/>
+        </w:tabs>
+        <w:rPr>
+          <w:rFonts w:eastAsiaTheme="minorEastAsia"/>
+          <w:noProof/>
+          <w:lang w:val="en-GB" w:eastAsia="en-GB"/>
+        </w:rPr>
+      </w:pPr>
+      <w:hyperlink w:anchor="_Toc233700281" w:history="1">
+        <w:r>
+          <w:rPr>
+            <w:rStyle w:val="Hyperlink"/>
+            <w:noProof/>
+          </w:rPr>
+          <w:t>iv.</w:t>
+        </w:r>
+        <w:r>
+          <w:rPr>
+            <w:rFonts w:eastAsiaTheme="minorEastAsia"/>
+            <w:noProof/>
+            <w:lang w:val="en-GB" w:eastAsia="en-GB"/>
+          </w:rPr>
+          <w:tab/>
+        </w:r>
+        <w:r>
+          <w:rPr>
+            <w:rStyle w:val="Hyperlink"/>
+            <w:noProof/>
+          </w:rPr>
+          <w:t>Manager:</w:t>
+        </w:r>
+        <w:r>
+          <w:rPr>
+            <w:noProof/>
+            <w:webHidden/>
+          </w:rPr>
+          <w:tab/>
+        </w:r>
+        <w:r>
+          <w:rPr>
+            <w:noProof/>
+            <w:webHidden/>
+          </w:rPr>
+          <w:fldChar w:fldCharType="begin"/>
+        </w:r>
+        <w:r>
+          <w:rPr>
+            <w:noProof/>
+            <w:webHidden/>
+          </w:rPr>
+          <w:instrText xml:space="preserve"> PAGEREF _Toc233700281 \h </w:instrText>
+        </w:r>
+        <w:r>
+          <w:rPr>
+            <w:noProof/>
+            <w:webHidden/>
+          </w:rPr>
+        </w:r>
+        <w:r>
+          <w:rPr>
+            <w:noProof/>
+            <w:webHidden/>
+          </w:rPr>
+          <w:fldChar w:fldCharType="separate"/>
+        </w:r>
+        <w:r>
+          <w:rPr>
+            <w:noProof/>
+            <w:webHidden/>
+          </w:rPr>
+          <w:t>2</w:t>
+        </w:r>
+        <w:r>
+          <w:rPr>
+            <w:noProof/>
+            <w:webHidden/>
+          </w:rPr>
+          <w:fldChar w:fldCharType="end"/>
+        </w:r>
+      </w:hyperlink>
+    </w:p>
+    <w:p>
+      <w:pPr>
+        <w:pStyle w:val="TOC2"/>
+        <w:tabs>
+          <w:tab w:val="right" w:leader="dot" w:pos="11368"/>
+        </w:tabs>
+        <w:rPr>
+          <w:rFonts w:eastAsiaTheme="minorEastAsia"/>
+          <w:noProof/>
+          <w:lang w:val="en-GB" w:eastAsia="en-GB"/>
+        </w:rPr>
+      </w:pPr>
+      <w:hyperlink w:anchor="_Toc233700282" w:history="1">
+        <w:r>
+          <w:rPr>
+            <w:rStyle w:val="Hyperlink"/>
+            <w:noProof/>
+          </w:rPr>
+          <w:t>Relationship between Technical Writer, Content and Audience:</w:t>
+        </w:r>
+        <w:r>
+          <w:rPr>
+            <w:noProof/>
+            <w:webHidden/>
+          </w:rPr>
+          <w:tab/>
+        </w:r>
+        <w:r>
+          <w:rPr>
+            <w:noProof/>
+            <w:webHidden/>
+          </w:rPr>
+          <w:fldChar w:fldCharType="begin"/>
+        </w:r>
+        <w:r>
+          <w:rPr>
+            <w:noProof/>
+            <w:webHidden/>
+          </w:rPr>
+          <w:instrText xml:space="preserve"> PAGEREF _Toc233700282 \h </w:instrText>
+        </w:r>
+        <w:r>
+          <w:rPr>
+            <w:noProof/>
+            <w:webHidden/>
+          </w:rPr>
+        </w:r>
+        <w:r>
+          <w:rPr>
+            <w:noProof/>
+            <w:webHidden/>
+          </w:rPr>
+          <w:fldChar w:fldCharType="separate"/>
+        </w:r>
+        <w:r>
+          <w:rPr>
+            <w:noProof/>
+            <w:webHidden/>
+          </w:rPr>
+          <w:t>3</w:t>
+        </w:r>
+        <w:r>
+          <w:rPr>
+            <w:noProof/>
+            <w:webHidden/>
+          </w:rPr>
+          <w:fldChar w:fldCharType="end"/>
+        </w:r>
+      </w:hyperlink>
+    </w:p>
+    <w:p>
+      <w:pPr>
+        <w:pStyle w:val="TOC2"/>
+        <w:tabs>
+          <w:tab w:val="left" w:pos="720"/>
+          <w:tab w:val="right" w:leader="dot" w:pos="11368"/>
+        </w:tabs>
+        <w:rPr>
+          <w:rFonts w:eastAsiaTheme="minorEastAsia"/>
+          <w:noProof/>
+          <w:lang w:val="en-GB" w:eastAsia="en-GB"/>
+        </w:rPr>
+      </w:pPr>
+      <w:hyperlink w:anchor="_Toc233700283" w:history="1">
+        <w:r>
+          <w:rPr>
+            <w:rStyle w:val="Hyperlink"/>
+            <w:noProof/>
+          </w:rPr>
+          <w:t>i.</w:t>
+        </w:r>
+        <w:r>
+          <w:rPr>
+            <w:rFonts w:eastAsiaTheme="minorEastAsia"/>
+            <w:noProof/>
+            <w:lang w:val="en-GB" w:eastAsia="en-GB"/>
+          </w:rPr>
+          <w:tab/>
+        </w:r>
+        <w:r>
+          <w:rPr>
+            <w:rStyle w:val="Hyperlink"/>
+            <w:noProof/>
+          </w:rPr>
+          <w:t>Technical Writer:</w:t>
+        </w:r>
+        <w:r>
+          <w:rPr>
+            <w:noProof/>
+            <w:webHidden/>
+          </w:rPr>
+          <w:tab/>
+        </w:r>
+        <w:r>
+          <w:rPr>
+            <w:noProof/>
+            <w:webHidden/>
+          </w:rPr>
+          <w:fldChar w:fldCharType="begin"/>
+        </w:r>
+        <w:r>
+          <w:rPr>
+            <w:noProof/>
+            <w:webHidden/>
+          </w:rPr>
+          <w:instrText xml:space="preserve"> PAGEREF _Toc233700283 \h </w:instrText>
+        </w:r>
+        <w:r>
+          <w:rPr>
+            <w:noProof/>
+            <w:webHidden/>
+          </w:rPr>
+        </w:r>
+        <w:r>
+          <w:rPr>
+            <w:noProof/>
+            <w:webHidden/>
+          </w:rPr>
+          <w:fldChar w:fldCharType="separate"/>
+        </w:r>
+        <w:r>
+          <w:rPr>
+            <w:noProof/>
+            <w:webHidden/>
+          </w:rPr>
+          <w:t>3</w:t>
+        </w:r>
+        <w:r>
+          <w:rPr>
+            <w:noProof/>
+            <w:webHidden/>
+          </w:rPr>
+          <w:fldChar w:fldCharType="end"/>
+        </w:r>
+      </w:hyperlink>
+    </w:p>
+    <w:p>
+      <w:pPr>
+        <w:pStyle w:val="TOC2"/>
+        <w:tabs>
+          <w:tab w:val="left" w:pos="720"/>
+          <w:tab w:val="right" w:leader="dot" w:pos="11368"/>
+        </w:tabs>
+        <w:rPr>
+          <w:rFonts w:eastAsiaTheme="minorEastAsia"/>
+          <w:noProof/>
+          <w:lang w:val="en-GB" w:eastAsia="en-GB"/>
+        </w:rPr>
+      </w:pPr>
+      <w:hyperlink w:anchor="_Toc233700284" w:history="1">
+        <w:r>
+          <w:rPr>
+            <w:rStyle w:val="Hyperlink"/>
+            <w:noProof/>
+          </w:rPr>
+          <w:t>ii.</w:t>
+        </w:r>
+        <w:r>
+          <w:rPr>
+            <w:rFonts w:eastAsiaTheme="minorEastAsia"/>
+            <w:noProof/>
+            <w:lang w:val="en-GB" w:eastAsia="en-GB"/>
+          </w:rPr>
+          <w:tab/>
+        </w:r>
+        <w:r>
+          <w:rPr>
+            <w:rStyle w:val="Hyperlink"/>
+            <w:noProof/>
+          </w:rPr>
+          <w:t>Audience:</w:t>
+        </w:r>
+        <w:r>
+          <w:rPr>
+            <w:noProof/>
+            <w:webHidden/>
+          </w:rPr>
+          <w:tab/>
+        </w:r>
+        <w:r>
+          <w:rPr>
+            <w:noProof/>
+            <w:webHidden/>
+          </w:rPr>
+          <w:fldChar w:fldCharType="begin"/>
+        </w:r>
+        <w:r>
+          <w:rPr>
+            <w:noProof/>
+            <w:webHidden/>
+          </w:rPr>
+          <w:instrText xml:space="preserve"> PAGEREF _Toc233700284 \h </w:instrText>
+        </w:r>
+        <w:r>
+          <w:rPr>
+            <w:noProof/>
+            <w:webHidden/>
+          </w:rPr>
+        </w:r>
+        <w:r>
+          <w:rPr>
+            <w:noProof/>
+            <w:webHidden/>
+          </w:rPr>
+          <w:fldChar w:fldCharType="separate"/>
+        </w:r>
+        <w:r>
+          <w:rPr>
+            <w:noProof/>
+            <w:webHidden/>
+          </w:rPr>
+          <w:t>3</w:t>
+        </w:r>
+        <w:r>
+          <w:rPr>
+            <w:noProof/>
+            <w:webHidden/>
+          </w:rPr>
+          <w:fldChar w:fldCharType="end"/>
+        </w:r>
+      </w:hyperlink>
+    </w:p>
+    <w:p>
+      <w:pPr>
+        <w:pStyle w:val="TOC2"/>
+        <w:tabs>
+          <w:tab w:val="left" w:pos="720"/>
+          <w:tab w:val="right" w:leader="dot" w:pos="11368"/>
+        </w:tabs>
+        <w:rPr>
+          <w:rFonts w:eastAsiaTheme="minorEastAsia"/>
+          <w:noProof/>
+          <w:lang w:val="en-GB" w:eastAsia="en-GB"/>
+        </w:rPr>
+      </w:pPr>
+      <w:hyperlink w:anchor="_Toc233700285" w:history="1">
+        <w:r>
+          <w:rPr>
+            <w:rStyle w:val="Hyperlink"/>
+            <w:noProof/>
+          </w:rPr>
+          <w:t>iii.</w:t>
+        </w:r>
+        <w:r>
+          <w:rPr>
+            <w:rFonts w:eastAsiaTheme="minorEastAsia"/>
+            <w:noProof/>
+            <w:lang w:val="en-GB" w:eastAsia="en-GB"/>
+          </w:rPr>
+          <w:tab/>
+        </w:r>
+        <w:r>
+          <w:rPr>
+            <w:rStyle w:val="Hyperlink"/>
+            <w:noProof/>
+          </w:rPr>
+          <w:t>Objective (Purpose):</w:t>
+        </w:r>
+        <w:r>
+          <w:rPr>
+            <w:noProof/>
+            <w:webHidden/>
+          </w:rPr>
+          <w:tab/>
+        </w:r>
+        <w:r>
+          <w:rPr>
+            <w:noProof/>
+            <w:webHidden/>
+          </w:rPr>
+          <w:fldChar w:fldCharType="begin"/>
+        </w:r>
+        <w:r>
+          <w:rPr>
+            <w:noProof/>
+            <w:webHidden/>
+          </w:rPr>
+          <w:instrText xml:space="preserve"> PAGEREF _Toc233700285 \h </w:instrText>
+        </w:r>
+        <w:r>
+          <w:rPr>
+            <w:noProof/>
+            <w:webHidden/>
+          </w:rPr>
+        </w:r>
+        <w:r>
+          <w:rPr>
+            <w:noProof/>
+            <w:webHidden/>
+          </w:rPr>
+          <w:fldChar w:fldCharType="separate"/>
+        </w:r>
+        <w:r>
+          <w:rPr>
+            <w:noProof/>
+            <w:webHidden/>
+          </w:rPr>
+          <w:t>3</w:t>
+        </w:r>
+        <w:r>
+          <w:rPr>
+            <w:noProof/>
+            <w:webHidden/>
+          </w:rPr>
+          <w:fldChar w:fldCharType="end"/>
+        </w:r>
+      </w:hyperlink>
+    </w:p>
+    <w:p>
+      <w:pPr>
+        <w:pStyle w:val="TOC2"/>
+        <w:tabs>
+          <w:tab w:val="left" w:pos="720"/>
+          <w:tab w:val="right" w:leader="dot" w:pos="11368"/>
+        </w:tabs>
+        <w:rPr>
+          <w:rFonts w:eastAsiaTheme="minorEastAsia"/>
+          <w:noProof/>
+          <w:lang w:val="en-GB" w:eastAsia="en-GB"/>
+        </w:rPr>
+      </w:pPr>
+      <w:hyperlink w:anchor="_Toc233700286" w:history="1">
+        <w:r>
+          <w:rPr>
+            <w:rStyle w:val="Hyperlink"/>
+            <w:noProof/>
+          </w:rPr>
+          <w:t>iv.</w:t>
+        </w:r>
+        <w:r>
+          <w:rPr>
+            <w:rFonts w:eastAsiaTheme="minorEastAsia"/>
+            <w:noProof/>
+            <w:lang w:val="en-GB" w:eastAsia="en-GB"/>
+          </w:rPr>
+          <w:tab/>
+        </w:r>
+        <w:r>
+          <w:rPr>
+            <w:rStyle w:val="Hyperlink"/>
+            <w:noProof/>
+          </w:rPr>
+          <w:t>Message Content:</w:t>
+        </w:r>
+        <w:r>
+          <w:rPr>
+            <w:noProof/>
+            <w:webHidden/>
+          </w:rPr>
+          <w:tab/>
+        </w:r>
+        <w:r>
+          <w:rPr>
+            <w:noProof/>
+            <w:webHidden/>
+          </w:rPr>
+          <w:fldChar w:fldCharType="begin"/>
+        </w:r>
+        <w:r>
+          <w:rPr>
+            <w:noProof/>
+            <w:webHidden/>
+          </w:rPr>
+          <w:instrText xml:space="preserve"> PAGEREF _Toc233700286 \h </w:instrText>
+        </w:r>
+        <w:r>
+          <w:rPr>
+            <w:noProof/>
+            <w:webHidden/>
+          </w:rPr>
+        </w:r>
+        <w:r>
+          <w:rPr>
+            <w:noProof/>
+            <w:webHidden/>
+          </w:rPr>
+          <w:fldChar w:fldCharType="separate"/>
+        </w:r>
+        <w:r>
+          <w:rPr>
+            <w:noProof/>
+            <w:webHidden/>
+          </w:rPr>
+          <w:t>3</w:t>
+        </w:r>
+        <w:r>
+          <w:rPr>
+            <w:noProof/>
+            <w:webHidden/>
+          </w:rPr>
+          <w:fldChar w:fldCharType="end"/>
+        </w:r>
+      </w:hyperlink>
+    </w:p>
+    <w:p>
+      <w:pPr>
+        <w:pStyle w:val="TOC2"/>
+        <w:tabs>
+          <w:tab w:val="right" w:leader="dot" w:pos="11368"/>
+        </w:tabs>
+        <w:rPr>
+          <w:rFonts w:eastAsiaTheme="minorEastAsia"/>
+          <w:noProof/>
+          <w:lang w:val="en-GB" w:eastAsia="en-GB"/>
+        </w:rPr>
+      </w:pPr>
+      <w:hyperlink w:anchor="_Toc233700287" w:history="1">
+        <w:r>
+          <w:rPr>
+            <w:rStyle w:val="Hyperlink"/>
+            <w:noProof/>
+          </w:rPr>
+          <w:t>Example:</w:t>
+        </w:r>
+        <w:r>
+          <w:rPr>
+            <w:noProof/>
+            <w:webHidden/>
+          </w:rPr>
+          <w:tab/>
+        </w:r>
+        <w:r>
+          <w:rPr>
+            <w:noProof/>
+            <w:webHidden/>
+          </w:rPr>
+          <w:fldChar w:fldCharType="begin"/>
+        </w:r>
+        <w:r>
+          <w:rPr>
+            <w:noProof/>
+            <w:webHidden/>
+          </w:rPr>
+          <w:instrText xml:space="preserve"> PAGEREF _Toc233700287 \h </w:instrText>
+        </w:r>
+        <w:r>
+          <w:rPr>
+            <w:noProof/>
+            <w:webHidden/>
+          </w:rPr>
+        </w:r>
+        <w:r>
+          <w:rPr>
+            <w:noProof/>
+            <w:webHidden/>
+          </w:rPr>
+          <w:fldChar w:fldCharType="separate"/>
+        </w:r>
+        <w:r>
+          <w:rPr>
+            <w:noProof/>
+            <w:webHidden/>
+          </w:rPr>
+          <w:t>3</w:t>
+        </w:r>
+        <w:r>
+          <w:rPr>
+            <w:noProof/>
+            <w:webHidden/>
+          </w:rPr>
+          <w:fldChar w:fldCharType="end"/>
+        </w:r>
+      </w:hyperlink>
+    </w:p>
+    <w:p>
+      <w:pPr>
+        <w:rPr>
+          <w:rFonts w:ascii="Calibri" w:hAnsi="Calibri" w:cs="Calibri"/>
+          <w:b/>
+          <w:bCs/>
+          <w:sz w:val="40"/>
+          <w:szCs w:val="40"/>
+        </w:rPr>
+      </w:pPr>
+      <w:r>
+        <w:rPr>
+          <w:rFonts w:ascii="Calibri" w:hAnsi="Calibri" w:cs="Calibri"/>
+          <w:b/>
+          <w:bCs/>
+          <w:sz w:val="40"/>
+          <w:szCs w:val="40"/>
+        </w:rPr>
+        <w:fldChar w:fldCharType="end"/>
+      </w:r>
+      <w:r>
+        <w:rPr>
+          <w:rFonts w:ascii="Calibri" w:hAnsi="Calibri" w:cs="Calibri"/>
+          <w:b/>
+          <w:bCs/>
+          <w:sz w:val="40"/>
+          <w:szCs w:val="40"/>
+        </w:rPr>
+        <w:br w:type="page"/>
+      </w:r>
+    </w:p>
+    <w:p>
+      <w:pPr>
+        <w:pStyle w:val="Question"/>
+        <w:spacing w:after="0" w:line="360" w:lineRule="auto"/>
+      </w:pPr>
+      <w:bookmarkStart w:id="0" w:name="_Toc233700276"/>
+      <w:r>
+        <w:lastRenderedPageBreak/>
+        <w:t>How do you define the audience? Show the triangular relation between technical writer, content &amp; audience.</w:t>
+      </w:r>
+      <w:bookmarkEnd w:id="0"/>
+    </w:p>
+    <w:p>
+      <w:pPr>
+        <w:pStyle w:val="Body"/>
+        <w:spacing w:after="0"/>
+        <w:ind w:firstLine="720"/>
+      </w:pPr>
+      <w:r>
+        <w:t xml:space="preserve">Audience is the specific group of people for whom a technical document is prepared. The writer considers their knowledge, needs, background, and purpose to communicate information effectively for them to read, use, or act on. For example, </w:t>
+      </w:r>
+      <w:r>
+        <w:t>viewers</w:t>
+      </w:r>
+      <w:r>
+        <w:t xml:space="preserve"> of </w:t>
+      </w:r>
+      <w:r>
+        <w:t xml:space="preserve">a </w:t>
+      </w:r>
+      <w:r>
+        <w:t>performance</w:t>
+      </w:r>
+      <w:r>
+        <w:t xml:space="preserve">, </w:t>
+      </w:r>
+      <w:r>
+        <w:t>listeners</w:t>
+      </w:r>
+      <w:r>
+        <w:t xml:space="preserve"> of a speech, intended readers of a writing, etc.</w:t>
+      </w:r>
+    </w:p>
+    <w:p>
+      <w:pPr>
+        <w:pStyle w:val="Body"/>
+        <w:spacing w:after="0"/>
+      </w:pPr>
+      <w:r>
+        <w:tab/>
+      </w:r>
+    </w:p>
+    <w:p>
+      <w:pPr>
+        <w:pStyle w:val="Head1"/>
         <w:numPr>
           <w:ilvl w:val="0"/>
-          <w:numId w:val="7"/>
+          <w:numId w:val="0"/>
         </w:numPr>
-      </w:pPr>
-      <w:r>
-        <w:t>How do you define the audience? Show the triangular relation between technical writer, content &amp; audience.</w:t>
-      </w:r>
-    </w:p>
-    <w:p>
-      <w:pPr>
-        <w:pStyle w:val="ListParagraph"/>
-      </w:pPr>
-      <w:r>
-        <w:tab/>
-      </w:r>
-      <w:r>
-        <w:t xml:space="preserve">Audience is the specific group of </w:t>
-      </w:r>
-      <w:r>
-        <w:t>people</w:t>
-      </w:r>
-      <w:r>
-        <w:t xml:space="preserve"> for whom a technical document is prepared. The writer considers their knowledge, needs, background, and purpose to communicate information effectively</w:t>
-      </w:r>
-      <w:r>
-        <w:t xml:space="preserve"> for them to read, use, or act on</w:t>
-      </w:r>
-      <w:r>
-        <w:t>.</w:t>
-      </w:r>
-      <w:r>
-        <w:t xml:space="preserve"> For example, viewer of a </w:t>
-      </w:r>
-      <w:r>
-        <w:t>performance</w:t>
-      </w:r>
-      <w:r>
-        <w:t xml:space="preserve">, </w:t>
-      </w:r>
-      <w:r>
-        <w:t>listeners</w:t>
-      </w:r>
-      <w:r>
-        <w:t xml:space="preserve"> of a speech, intended readers of a writing, </w:t>
-      </w:r>
-      <w:proofErr w:type="gramStart"/>
-      <w:r>
-        <w:t>etc.</w:t>
-      </w:r>
-      <w:proofErr w:type="gramEnd"/>
-    </w:p>
-    <w:p>
-      <w:pPr>
-        <w:pStyle w:val="ListParagraph"/>
-      </w:pPr>
-      <w:r>
-        <w:tab/>
-      </w:r>
-    </w:p>
-    <w:p>
-      <w:pPr>
-        <w:pStyle w:val="ListParagraph"/>
-      </w:pPr>
-      <w:r>
-        <w:tab/>
-        <w:t>The types of audience are as follows:</w:t>
-      </w:r>
-    </w:p>
-    <w:p>
-      <w:pPr>
-        <w:pStyle w:val="ListParagraph"/>
+        <w:ind w:left="1440" w:hanging="720"/>
+      </w:pPr>
+      <w:bookmarkStart w:id="1" w:name="_Toc233700277"/>
+      <w:r>
+        <w:t>Types of audience:</w:t>
+      </w:r>
+      <w:bookmarkEnd w:id="1"/>
+    </w:p>
+    <w:p>
+      <w:pPr>
+        <w:pStyle w:val="Head1"/>
+        <w:spacing w:after="0"/>
+      </w:pPr>
+      <w:bookmarkStart w:id="2" w:name="_Toc233700278"/>
+      <w:r>
+        <w:t>Lay reader:</w:t>
+      </w:r>
+      <w:bookmarkEnd w:id="2"/>
+    </w:p>
+    <w:p>
+      <w:pPr>
+        <w:pStyle w:val="Head1"/>
         <w:numPr>
           <w:ilvl w:val="0"/>
-          <w:numId w:val="9"/>
+          <w:numId w:val="0"/>
         </w:numPr>
-      </w:pPr>
-      <w:r>
-        <w:t>Lay reader:</w:t>
-      </w:r>
-    </w:p>
-    <w:p>
-      <w:pPr>
-        <w:pStyle w:val="ListParagraph"/>
-        <w:ind w:left="1440"/>
-      </w:pPr>
-      <w:r>
-        <w:tab/>
-        <w:t>They are p</w:t>
-      </w:r>
-      <w:r>
-        <w:t>eople with little or no technical knowledge of the subject.</w:t>
-      </w:r>
-      <w:r>
-        <w:t xml:space="preserve"> They need </w:t>
-      </w:r>
-      <w:r>
-        <w:t>information in simple, clear, and easy-to-understand language.</w:t>
-      </w:r>
-    </w:p>
-    <w:p>
-      <w:pPr>
-        <w:pStyle w:val="ListParagraph"/>
-        <w:ind w:left="1440"/>
-      </w:pPr>
-      <w:r>
-        <w:t>Technical terms should be explained or avoided</w:t>
+        <w:spacing w:after="0"/>
+        <w:ind w:left="1440" w:firstLine="720"/>
+      </w:pPr>
+      <w:r>
+        <w:t>They are people with little or no technical knowledge of the subject. They need information in simple, clear, and easy-to-understand language.</w:t>
       </w:r>
       <w:r>
         <w:t xml:space="preserve"> </w:t>
       </w:r>
       <w:r>
-        <w:t>.</w:t>
-      </w:r>
-      <w:r>
-        <w:t>Example: user manual for c</w:t>
-      </w:r>
-      <w:r>
-        <w:t>ustomers, students, general public</w:t>
-      </w:r>
-      <w:r>
-        <w:t>.</w:t>
-      </w:r>
-    </w:p>
-    <w:p>
-      <w:pPr>
-        <w:pStyle w:val="ListParagraph"/>
-        <w:ind w:left="1440"/>
-      </w:pPr>
-    </w:p>
-    <w:p>
-      <w:pPr>
-        <w:pStyle w:val="ListParagraph"/>
+        <w:t xml:space="preserve">Technical terms should be explained or </w:t>
+      </w:r>
+      <w:r>
+        <w:t>avoided. Example</w:t>
+      </w:r>
+      <w:r>
+        <w:t>: user manual for customers, students, general public.</w:t>
+      </w:r>
+    </w:p>
+    <w:p>
+      <w:pPr>
+        <w:pStyle w:val="Body"/>
+        <w:spacing w:after="0"/>
+      </w:pPr>
+    </w:p>
+    <w:p>
+      <w:pPr>
+        <w:pStyle w:val="Head1"/>
+        <w:spacing w:after="0"/>
+      </w:pPr>
+      <w:bookmarkStart w:id="3" w:name="_Toc233700279"/>
+      <w:r>
+        <w:t>Technician:</w:t>
+      </w:r>
+      <w:bookmarkEnd w:id="3"/>
+    </w:p>
+    <w:p>
+      <w:pPr>
+        <w:pStyle w:val="Body"/>
+        <w:spacing w:after="0"/>
+        <w:ind w:left="1440" w:firstLine="720"/>
+      </w:pPr>
+      <w:r>
+        <w:t>They are people who have practical technical skills and need instructions to perform tasks</w:t>
+      </w:r>
+      <w:r>
+        <w:t xml:space="preserve"> but may not know the underlying theory.</w:t>
+      </w:r>
+      <w:r>
+        <w:t xml:space="preserve"> </w:t>
+      </w:r>
+      <w:r>
+        <w:t>They need detailed procedures, operating instructions, troubleshooting steps, and diagrams</w:t>
+      </w:r>
+      <w:r>
+        <w:t xml:space="preserve">. Example: </w:t>
+      </w:r>
+      <w:r>
+        <w:t xml:space="preserve">maintenance manual for </w:t>
+      </w:r>
+      <w:r>
+        <w:t>mechanics, lab technicians, electricians.</w:t>
+      </w:r>
+    </w:p>
+    <w:p>
+      <w:pPr>
+        <w:pStyle w:val="Body"/>
+        <w:spacing w:after="0"/>
+      </w:pPr>
+    </w:p>
+    <w:p>
+      <w:pPr>
+        <w:pStyle w:val="Head1"/>
+        <w:spacing w:after="0"/>
+      </w:pPr>
+      <w:bookmarkStart w:id="4" w:name="_Toc233700280"/>
+      <w:r>
+        <w:t>Expert:</w:t>
+      </w:r>
+      <w:bookmarkEnd w:id="4"/>
+    </w:p>
+    <w:p>
+      <w:pPr>
+        <w:pStyle w:val="Head1"/>
         <w:numPr>
           <w:ilvl w:val="0"/>
-          <w:numId w:val="9"/>
+          <w:numId w:val="0"/>
         </w:numPr>
-      </w:pPr>
-      <w:r>
-        <w:t>Technician:</w:t>
-      </w:r>
-    </w:p>
-    <w:p>
-      <w:pPr>
-        <w:pStyle w:val="ListParagraph"/>
-        <w:ind w:left="1440"/>
-      </w:pPr>
-      <w:r>
-        <w:tab/>
-        <w:t>They are p</w:t>
-      </w:r>
-      <w:r>
-        <w:t>eople who have practical technical skills and need instructions to perform tasks</w:t>
-      </w:r>
-      <w:r>
-        <w:t xml:space="preserve"> </w:t>
-      </w:r>
-      <w:r>
-        <w:t>but may not know the underlying theory.</w:t>
-      </w:r>
-    </w:p>
-    <w:p>
-      <w:pPr>
-        <w:pStyle w:val="ListParagraph"/>
-        <w:ind w:left="1440"/>
-      </w:pPr>
-      <w:r>
-        <w:t>They n</w:t>
-      </w:r>
-      <w:r>
-        <w:t>eed detailed procedures, operating instructions, troubleshooting steps, and diagrams</w:t>
+        <w:spacing w:after="0"/>
+        <w:ind w:left="1440" w:firstLine="720"/>
+      </w:pPr>
+      <w:r>
+        <w:t>They are professionals with deep knowledge and expertise in the subjec</w:t>
+      </w:r>
+      <w:r>
+        <w:t>t</w:t>
       </w:r>
       <w:r>
         <w:t>.</w:t>
       </w:r>
       <w:r>
-        <w:t xml:space="preserve"> Example: </w:t>
-      </w:r>
-      <w:r>
-        <w:t xml:space="preserve">maintenance manual for </w:t>
-      </w:r>
-      <w:r>
-        <w:t>m</w:t>
-      </w:r>
-      <w:r>
-        <w:t>echanics, lab technicians, electricians</w:t>
-      </w:r>
-      <w:r>
-        <w:t>.</w:t>
-      </w:r>
-    </w:p>
-    <w:p>
-      <w:pPr>
-        <w:pStyle w:val="ListParagraph"/>
-        <w:ind w:left="1440"/>
-      </w:pPr>
-    </w:p>
-    <w:p>
-      <w:pPr>
-        <w:pStyle w:val="ListParagraph"/>
+        <w:t xml:space="preserve"> They expect accurate, detailed, and specialized information and are familiar with technical terminology and standards. Example: research </w:t>
+      </w:r>
+      <w:r>
+        <w:t>papers</w:t>
+      </w:r>
+      <w:r>
+        <w:t xml:space="preserve"> for engineers, scientists, software architects, doctors.</w:t>
+      </w:r>
+    </w:p>
+    <w:p>
+      <w:pPr>
+        <w:rPr>
+          <w:rFonts w:ascii="Calibri" w:eastAsiaTheme="majorEastAsia" w:hAnsi="Calibri" w:cstheme="minorHAnsi"/>
+          <w:bCs/>
+          <w:sz w:val="28"/>
+          <w:szCs w:val="28"/>
+        </w:rPr>
+      </w:pPr>
+      <w:r>
+        <w:br w:type="page"/>
+      </w:r>
+    </w:p>
+    <w:p>
+      <w:pPr>
+        <w:pStyle w:val="Head1"/>
+        <w:spacing w:after="0"/>
+      </w:pPr>
+      <w:bookmarkStart w:id="5" w:name="_Toc233700281"/>
+      <w:r>
+        <w:lastRenderedPageBreak/>
+        <w:t>Manager:</w:t>
+      </w:r>
+      <w:bookmarkEnd w:id="5"/>
+    </w:p>
+    <w:p>
+      <w:pPr>
+        <w:pStyle w:val="Body"/>
+        <w:spacing w:after="0"/>
+        <w:ind w:left="1440" w:firstLine="720"/>
+      </w:pPr>
+      <w:r>
+        <w:t xml:space="preserve">They are people </w:t>
+      </w:r>
+      <w:r>
+        <w:t xml:space="preserve">who focus on planning, budgeting, decision-making, and project outcomes. They are interested in results, costs, timelines, risks, and recommendations, not technical details. </w:t>
+      </w:r>
+      <w:r>
+        <w:t xml:space="preserve">Example: </w:t>
+      </w:r>
+      <w:r>
+        <w:t xml:space="preserve">project progress report for </w:t>
+      </w:r>
+      <w:r>
+        <w:t>project managers, department heads, CEOs.</w:t>
+      </w:r>
+    </w:p>
+    <w:p>
+      <w:pPr>
+        <w:pStyle w:val="Body"/>
+        <w:spacing w:after="0"/>
+      </w:pPr>
+    </w:p>
+    <w:p>
+      <w:pPr>
+        <w:pStyle w:val="Head1"/>
         <w:numPr>
           <w:ilvl w:val="0"/>
-          <w:numId w:val="9"/>
+          <w:numId w:val="0"/>
         </w:numPr>
-      </w:pPr>
-      <w:r>
-        <w:t>Expert:</w:t>
-      </w:r>
-    </w:p>
-    <w:p>
-      <w:pPr>
-        <w:pStyle w:val="ListParagraph"/>
-        <w:ind w:left="1440"/>
-      </w:pPr>
-      <w:r>
-        <w:tab/>
-        <w:t>They are p</w:t>
-      </w:r>
-      <w:r>
-        <w:t>rofessionals with deep knowledge and expertise in the subjec</w:t>
-      </w:r>
-      <w:r>
-        <w:t>t</w:t>
-      </w:r>
-      <w:r>
-        <w:t>.</w:t>
-      </w:r>
-      <w:r>
-        <w:t xml:space="preserve"> They e</w:t>
-      </w:r>
-      <w:r>
-        <w:t>xpect</w:t>
-      </w:r>
-      <w:r>
-        <w:t xml:space="preserve"> </w:t>
-      </w:r>
-      <w:r>
-        <w:t>accurate, detailed, and specialized information</w:t>
-      </w:r>
-      <w:r>
-        <w:t xml:space="preserve"> and are f</w:t>
-      </w:r>
-      <w:r>
-        <w:t>amiliar with technical terminology and standards.</w:t>
-      </w:r>
-      <w:r>
-        <w:t xml:space="preserve"> Example: research paper for </w:t>
-      </w:r>
-      <w:r>
-        <w:t>e</w:t>
-      </w:r>
-      <w:r>
-        <w:t>ngineers, scientists, software architects, doctors</w:t>
-      </w:r>
-      <w:r>
-        <w:t>.</w:t>
-      </w:r>
-    </w:p>
-    <w:p>
-      <w:pPr>
-        <w:pStyle w:val="ListParagraph"/>
-        <w:ind w:left="1440"/>
-      </w:pPr>
-    </w:p>
-    <w:p>
-      <w:pPr>
-        <w:pStyle w:val="ListParagraph"/>
+        <w:ind w:left="1440" w:hanging="720"/>
+      </w:pPr>
+      <w:bookmarkStart w:id="6" w:name="_Toc233700282"/>
+      <w:r>
+        <w:t>Relationship between Technical Writer, Content and Audience:</w:t>
+      </w:r>
+      <w:bookmarkEnd w:id="6"/>
+    </w:p>
+    <w:p>
+      <w:pPr>
+        <w:pStyle w:val="Head1"/>
         <w:numPr>
           <w:ilvl w:val="0"/>
-          <w:numId w:val="9"/>
+          <w:numId w:val="12"/>
         </w:numPr>
-      </w:pPr>
-      <w:r>
-        <w:t>Manager:</w:t>
-      </w:r>
-    </w:p>
-    <w:p>
-      <w:pPr>
-        <w:pStyle w:val="ListParagraph"/>
-        <w:ind w:left="1440"/>
-      </w:pPr>
-      <w:r>
-        <w:tab/>
-        <w:t>They are p</w:t>
-      </w:r>
-      <w:r>
-        <w:t xml:space="preserve">eople </w:t>
-      </w:r>
-      <w:r>
-        <w:t>who f</w:t>
-      </w:r>
-      <w:r>
-        <w:t>ocus</w:t>
+        <w:spacing w:after="0"/>
+      </w:pPr>
+      <w:bookmarkStart w:id="7" w:name="_Toc233700283"/>
+      <w:r>
+        <w:t>Technical</w:t>
+      </w:r>
+      <w:r>
+        <w:t xml:space="preserve"> Writer:</w:t>
+      </w:r>
+      <w:bookmarkEnd w:id="7"/>
+    </w:p>
+    <w:p>
+      <w:pPr>
+        <w:pStyle w:val="Body"/>
+        <w:spacing w:after="0"/>
+        <w:ind w:left="1440" w:firstLine="720"/>
+      </w:pPr>
+      <w:r>
+        <w:t>They collect, organize, and present information. They ensure the document is accurate, clear, and well-structured by</w:t>
       </w:r>
       <w:r>
         <w:t xml:space="preserve"> </w:t>
       </w:r>
       <w:r>
-        <w:t>on planning, budgeting, decision-making, and project outcomes.</w:t>
-      </w:r>
-      <w:r>
-        <w:t xml:space="preserve"> They are i</w:t>
-      </w:r>
-      <w:r>
-        <w:t>nterested in results, costs, timelines, risks, and recommendations, not technical details.</w:t>
+        <w:t>choosing appropriate language, style, and format.</w:t>
+      </w:r>
+    </w:p>
+    <w:p>
+      <w:pPr>
+        <w:pStyle w:val="Body"/>
+        <w:spacing w:after="0"/>
+      </w:pPr>
+    </w:p>
+    <w:p>
+      <w:pPr>
+        <w:pStyle w:val="Head1"/>
+        <w:spacing w:after="0"/>
+      </w:pPr>
+      <w:bookmarkStart w:id="8" w:name="_Toc233700284"/>
+      <w:r>
+        <w:t>Audience:</w:t>
+      </w:r>
+      <w:bookmarkEnd w:id="8"/>
+    </w:p>
+    <w:p>
+      <w:pPr>
+        <w:pStyle w:val="Body"/>
+        <w:spacing w:after="0"/>
+        <w:ind w:left="1440" w:firstLine="720"/>
+      </w:pPr>
+      <w:r>
+        <w:t>They refer to the intended readers or users of the document.</w:t>
       </w:r>
       <w:r>
         <w:t xml:space="preserve"> </w:t>
       </w:r>
       <w:r>
-        <w:t xml:space="preserve">Example: </w:t>
-      </w:r>
-      <w:r>
-        <w:t xml:space="preserve">project progress report for </w:t>
-      </w:r>
-      <w:r>
-        <w:t>p</w:t>
-      </w:r>
-      <w:r>
-        <w:t>roject managers, department heads, CEOs</w:t>
-      </w:r>
-      <w:r>
-        <w:t>.</w:t>
-      </w:r>
-    </w:p>
-    <w:p>
-      <w:pPr>
-        <w:pStyle w:val="ListParagraph"/>
-        <w:ind w:left="1440"/>
-      </w:pPr>
-    </w:p>
-    <w:p>
-      <w:pPr>
-        <w:pStyle w:val="ListParagraph"/>
-        <w:ind w:left="1440"/>
-      </w:pPr>
-      <w:r>
-        <w:t>Relationship between Technical Writer, Content and Audience:</w:t>
-      </w:r>
-    </w:p>
-    <w:p>
-      <w:pPr>
-        <w:pStyle w:val="ListParagraph"/>
+        <w:t>Their knowledge, needs, background, and expectations determine how the content is presented. Different audiences (lay readers, technicians, experts, managers) require different levels of detail.</w:t>
+      </w:r>
+    </w:p>
+    <w:p>
+      <w:pPr>
+        <w:pStyle w:val="Body"/>
+        <w:spacing w:after="0"/>
+      </w:pPr>
+    </w:p>
+    <w:p>
+      <w:pPr>
+        <w:pStyle w:val="Head1"/>
+        <w:spacing w:after="0"/>
+      </w:pPr>
+      <w:bookmarkStart w:id="9" w:name="_Toc233700285"/>
+      <w:r>
+        <w:t>Objective (Purpose):</w:t>
+      </w:r>
+      <w:bookmarkEnd w:id="9"/>
+    </w:p>
+    <w:p>
+      <w:pPr>
+        <w:pStyle w:val="Body"/>
+        <w:spacing w:after="0"/>
+        <w:ind w:left="1440" w:firstLine="720"/>
+      </w:pPr>
+      <w:r>
+        <w:t xml:space="preserve">Purpose is the </w:t>
+      </w:r>
+      <w:r>
+        <w:t>reason</w:t>
+      </w:r>
+      <w:r>
+        <w:t xml:space="preserve"> the document is written. It answers the </w:t>
+      </w:r>
+      <w:r>
+        <w:t>question of</w:t>
+      </w:r>
+      <w:r>
+        <w:t xml:space="preserve"> why the document is being written. Objective is the specific, </w:t>
+      </w:r>
+      <w:r>
+        <w:t>measurable</w:t>
+      </w:r>
+      <w:r>
+        <w:t xml:space="preserve"> outcome the </w:t>
+      </w:r>
+      <w:r>
+        <w:t>document</w:t>
+      </w:r>
+      <w:r>
+        <w:t xml:space="preserve"> aims to achieve. It answers the </w:t>
+      </w:r>
+      <w:r>
+        <w:t>question of</w:t>
+      </w:r>
+      <w:r>
+        <w:t xml:space="preserve"> what </w:t>
+      </w:r>
+      <w:r>
+        <w:t>the audience should</w:t>
+      </w:r>
+      <w:r>
+        <w:t xml:space="preserve"> know, </w:t>
+      </w:r>
+      <w:r>
+        <w:t>do,</w:t>
+      </w:r>
+      <w:r>
+        <w:t xml:space="preserve"> or achieve after </w:t>
+      </w:r>
+      <w:r>
+        <w:t>reading</w:t>
+      </w:r>
+      <w:r>
+        <w:t xml:space="preserve"> it.</w:t>
+      </w:r>
+    </w:p>
+    <w:p>
+      <w:pPr>
+        <w:pStyle w:val="Body"/>
+        <w:spacing w:after="0"/>
+      </w:pPr>
+    </w:p>
+    <w:p>
+      <w:pPr>
+        <w:pStyle w:val="Head1"/>
+        <w:spacing w:after="0"/>
+      </w:pPr>
+      <w:bookmarkStart w:id="10" w:name="_Toc233700286"/>
+      <w:r>
+        <w:t>Message Content:</w:t>
+      </w:r>
+      <w:bookmarkEnd w:id="10"/>
+    </w:p>
+    <w:p>
+      <w:pPr>
+        <w:pStyle w:val="Body"/>
+        <w:spacing w:after="0"/>
+        <w:ind w:left="1440" w:firstLine="720"/>
+      </w:pPr>
+      <w:r>
+        <w:t>Content must be</w:t>
+      </w:r>
+      <w:r>
+        <w:t xml:space="preserve"> accurate (writer's responsibility), understandable (audience's requirement),</w:t>
+      </w:r>
+      <w:r>
+        <w:t xml:space="preserve"> and f</w:t>
+      </w:r>
+      <w:r>
+        <w:t>ulfill the intended purpose (objective).</w:t>
+      </w:r>
+    </w:p>
+    <w:p>
+      <w:pPr>
+        <w:rPr>
+          <w:rFonts w:ascii="Calibri" w:eastAsiaTheme="majorEastAsia" w:hAnsi="Calibri" w:cstheme="minorHAnsi"/>
+          <w:bCs/>
+          <w:sz w:val="28"/>
+          <w:szCs w:val="28"/>
+        </w:rPr>
+      </w:pPr>
+      <w:r>
+        <w:br w:type="page"/>
+      </w:r>
+    </w:p>
+    <w:p>
+      <w:pPr>
+        <w:pStyle w:val="Head1"/>
         <w:numPr>
           <w:ilvl w:val="0"/>
-          <w:numId w:val="10"/>
+          <w:numId w:val="0"/>
         </w:numPr>
-      </w:pPr>
-      <w:proofErr w:type="spellStart"/>
-      <w:r>
-        <w:t>Techinical</w:t>
-      </w:r>
-      <w:proofErr w:type="spellEnd"/>
-      <w:r>
-        <w:t xml:space="preserve"> Writer:</w:t>
-      </w:r>
-    </w:p>
-    <w:p>
-      <w:pPr>
-        <w:pStyle w:val="ListParagraph"/>
-        <w:ind w:left="2160"/>
-      </w:pPr>
+        <w:spacing w:after="0"/>
+        <w:ind w:firstLine="720"/>
+      </w:pPr>
+      <w:bookmarkStart w:id="11" w:name="_Toc233700287"/>
       <w:r>
         <w:lastRenderedPageBreak/>
-        <w:tab/>
-        <w:t>They c</w:t>
-      </w:r>
-      <w:r>
-        <w:t>ollect, organize, and present information.</w:t>
-      </w:r>
-      <w:r>
-        <w:t xml:space="preserve"> They ensure </w:t>
-      </w:r>
-      <w:r>
-        <w:t>the document is accurate, clear, and well-structured</w:t>
-      </w:r>
-      <w:r>
-        <w:t xml:space="preserve"> by</w:t>
-      </w:r>
-    </w:p>
-    <w:p>
-      <w:pPr>
-        <w:pStyle w:val="ListParagraph"/>
-        <w:ind w:left="2160"/>
-      </w:pPr>
-      <w:r>
-        <w:t>choosing</w:t>
-      </w:r>
-      <w:r>
-        <w:t xml:space="preserve"> appropriate language, style, and format.</w:t>
-      </w:r>
-    </w:p>
-    <w:p>
-      <w:pPr>
-        <w:pStyle w:val="ListParagraph"/>
-        <w:ind w:left="2160"/>
-      </w:pPr>
-    </w:p>
-    <w:p>
-      <w:pPr>
-        <w:pStyle w:val="ListParagraph"/>
+        <w:t>Example:</w:t>
+      </w:r>
+      <w:bookmarkEnd w:id="11"/>
+    </w:p>
+    <w:p>
+      <w:pPr>
+        <w:pStyle w:val="Body"/>
+        <w:spacing w:after="0"/>
+      </w:pPr>
+      <w:r>
+        <w:t xml:space="preserve">Scenario: The college </w:t>
+      </w:r>
+      <w:r>
+        <w:t>published</w:t>
+      </w:r>
+      <w:r>
+        <w:t xml:space="preserve"> a brochure about its recent futsal tournament.</w:t>
+      </w:r>
+    </w:p>
+    <w:p>
+      <w:pPr>
+        <w:pStyle w:val="Body"/>
+        <w:spacing w:after="0"/>
+      </w:pPr>
+    </w:p>
+    <w:p>
+      <w:pPr>
+        <w:pStyle w:val="Body"/>
+        <w:spacing w:after="0"/>
+      </w:pPr>
+      <w:r>
+        <w:t>Technical Writer: Public Relations Officer (or ECA Coordinator)</w:t>
+      </w:r>
+    </w:p>
+    <w:p>
+      <w:pPr>
+        <w:pStyle w:val="Body"/>
+        <w:spacing w:after="0"/>
+      </w:pPr>
+      <w:r>
+        <w:t>Primary Audience: Current students</w:t>
+      </w:r>
+    </w:p>
+    <w:p>
+      <w:pPr>
+        <w:pStyle w:val="Body"/>
+        <w:spacing w:after="0"/>
+      </w:pPr>
+      <w:r>
+        <w:t>Secondary Audience: Parents, prospective students, alumni, and well-wishers</w:t>
+      </w:r>
+    </w:p>
+    <w:p>
+      <w:pPr>
+        <w:pStyle w:val="Body"/>
+        <w:spacing w:after="0"/>
+      </w:pPr>
+      <w:r>
+        <w:t>Purpose: To inform readers about the successful futsal tournament and promote the college's extracurricular activities.</w:t>
+      </w:r>
+    </w:p>
+    <w:p>
+      <w:pPr>
+        <w:pStyle w:val="Body"/>
+        <w:spacing w:after="0"/>
+      </w:pPr>
+      <w:r>
+        <w:t>Objectives:</w:t>
+      </w:r>
+    </w:p>
+    <w:p>
+      <w:pPr>
+        <w:pStyle w:val="Body"/>
         <w:numPr>
           <w:ilvl w:val="0"/>
-          <w:numId w:val="10"/>
+          <w:numId w:val="13"/>
         </w:numPr>
-      </w:pPr>
-      <w:r>
-        <w:t>Audience:</w:t>
-      </w:r>
-    </w:p>
-    <w:p>
-      <w:pPr>
-        <w:pStyle w:val="ListParagraph"/>
-        <w:ind w:left="2160"/>
-      </w:pPr>
-      <w:r>
-        <w:tab/>
-        <w:t>They r</w:t>
-      </w:r>
-      <w:r>
-        <w:t>efer to the intended readers or users of the document.</w:t>
-      </w:r>
-    </w:p>
-    <w:p>
-      <w:pPr>
-        <w:pStyle w:val="ListParagraph"/>
-        <w:ind w:left="2160"/>
-      </w:pPr>
-      <w:r>
-        <w:t>Their knowledge, needs, background, and expectations determine how the content is presented.</w:t>
-      </w:r>
-      <w:r>
-        <w:t xml:space="preserve"> </w:t>
-      </w:r>
-      <w:r>
-        <w:t xml:space="preserve">Different audiences (lay readers, technicians, experts, managers) require </w:t>
-      </w:r>
-      <w:proofErr w:type="gramStart"/>
-      <w:r>
-        <w:t>different levels</w:t>
-      </w:r>
-      <w:proofErr w:type="gramEnd"/>
-      <w:r>
-        <w:t xml:space="preserve"> of detail.</w:t>
-      </w:r>
-    </w:p>
-    <w:p>
-      <w:pPr>
-        <w:pStyle w:val="ListParagraph"/>
-        <w:ind w:left="2160"/>
-      </w:pPr>
-    </w:p>
-    <w:p>
-      <w:pPr>
-        <w:pStyle w:val="ListParagraph"/>
+        <w:spacing w:after="0"/>
+      </w:pPr>
+      <w:r>
+        <w:t>Highlight the success of the tournament.</w:t>
+      </w:r>
+    </w:p>
+    <w:p>
+      <w:pPr>
+        <w:pStyle w:val="Body"/>
         <w:numPr>
           <w:ilvl w:val="0"/>
-          <w:numId w:val="10"/>
+          <w:numId w:val="13"/>
         </w:numPr>
-      </w:pPr>
-      <w:r>
-        <w:t>Objective (Purpose):</w:t>
-      </w:r>
-    </w:p>
-    <w:p>
-      <w:pPr>
-        <w:pStyle w:val="ListParagraph"/>
-        <w:ind w:left="2160"/>
-      </w:pPr>
-      <w:r>
-        <w:tab/>
-        <w:t xml:space="preserve">Purpose is the </w:t>
-      </w:r>
-      <w:proofErr w:type="gramStart"/>
-      <w:r>
-        <w:t>reason why</w:t>
-      </w:r>
-      <w:proofErr w:type="gramEnd"/>
-      <w:r>
-        <w:t xml:space="preserve"> the document is written. It answers the </w:t>
-      </w:r>
-      <w:proofErr w:type="gramStart"/>
-      <w:r>
-        <w:t>question</w:t>
-      </w:r>
-      <w:proofErr w:type="gramEnd"/>
-      <w:r>
-        <w:t xml:space="preserve"> why the document is being written. Objective is the specific, </w:t>
-      </w:r>
-      <w:proofErr w:type="spellStart"/>
-      <w:r>
-        <w:t>mesurable</w:t>
-      </w:r>
-      <w:proofErr w:type="spellEnd"/>
-      <w:r>
-        <w:t xml:space="preserve"> outcome the </w:t>
-      </w:r>
-      <w:proofErr w:type="spellStart"/>
-      <w:r>
-        <w:t>docuemtn</w:t>
-      </w:r>
-      <w:proofErr w:type="spellEnd"/>
-      <w:r>
-        <w:t xml:space="preserve"> aims to achieve. It answers the question what </w:t>
-      </w:r>
-      <w:proofErr w:type="gramStart"/>
-      <w:r>
-        <w:t>should the audience</w:t>
-      </w:r>
-      <w:proofErr w:type="gramEnd"/>
-      <w:r>
-        <w:t xml:space="preserve"> know, </w:t>
-      </w:r>
-      <w:proofErr w:type="gramStart"/>
-      <w:r>
-        <w:t>do</w:t>
-      </w:r>
-      <w:proofErr w:type="gramEnd"/>
-      <w:r>
-        <w:t xml:space="preserve"> or achieve after </w:t>
-      </w:r>
-      <w:proofErr w:type="spellStart"/>
-      <w:r>
-        <w:t>raeding</w:t>
-      </w:r>
-      <w:proofErr w:type="spellEnd"/>
-      <w:r>
-        <w:t xml:space="preserve"> it.</w:t>
-      </w:r>
-    </w:p>
-    <w:p>
-      <w:pPr>
-        <w:pStyle w:val="ListParagraph"/>
-        <w:ind w:left="2160"/>
-      </w:pPr>
-    </w:p>
-    <w:p>
-      <w:pPr>
-        <w:pStyle w:val="ListParagraph"/>
+        <w:spacing w:after="0"/>
+      </w:pPr>
+      <w:r>
+        <w:t>Showcase the college's active student life.</w:t>
+      </w:r>
+    </w:p>
+    <w:p>
+      <w:pPr>
+        <w:pStyle w:val="Body"/>
         <w:numPr>
           <w:ilvl w:val="0"/>
-          <w:numId w:val="10"/>
+          <w:numId w:val="13"/>
         </w:numPr>
-      </w:pPr>
-      <w:r>
-        <w:t>Message Content:</w:t>
-      </w:r>
-    </w:p>
-    <w:p>
-      <w:pPr>
-        <w:pStyle w:val="ListParagraph"/>
-        <w:ind w:left="2160"/>
-      </w:pPr>
-      <w:r>
-        <w:tab/>
-      </w:r>
-      <w:r>
-        <w:t>Content must be</w:t>
-      </w:r>
-      <w:r>
-        <w:t xml:space="preserve"> accurate (writer's responsibility), understandable (audience's requirement),</w:t>
-      </w:r>
-      <w:r>
-        <w:t xml:space="preserve"> and f</w:t>
-      </w:r>
-      <w:r>
-        <w:t>ulfill the intended purpose (objective).</w:t>
-      </w:r>
-    </w:p>
-    <w:p>
-      <w:pPr>
-        <w:pStyle w:val="ListParagraph"/>
-        <w:ind w:left="2160"/>
-      </w:pPr>
-    </w:p>
-    <w:p>
-      <w:pPr>
-        <w:pStyle w:val="ListParagraph"/>
-        <w:ind w:left="2160"/>
-      </w:pPr>
-      <w:r>
-        <w:t>Example:</w:t>
-      </w:r>
-    </w:p>
-    <w:p>
-      <w:pPr>
-        <w:pStyle w:val="ListParagraph"/>
-        <w:ind w:left="2160"/>
-      </w:pPr>
-      <w:r>
-        <w:t xml:space="preserve">Scenario: The college </w:t>
-      </w:r>
-      <w:proofErr w:type="gramStart"/>
-      <w:r>
-        <w:t>publishes</w:t>
-      </w:r>
-      <w:proofErr w:type="gramEnd"/>
-      <w:r>
-        <w:t xml:space="preserve"> a brochure about its recent futsal tournament.</w:t>
-      </w:r>
-    </w:p>
-    <w:p>
-      <w:pPr>
-        <w:pStyle w:val="ListParagraph"/>
-        <w:ind w:left="2160"/>
-      </w:pPr>
-    </w:p>
-    <w:p>
-      <w:pPr>
-        <w:pStyle w:val="ListParagraph"/>
-        <w:ind w:left="2160"/>
-      </w:pPr>
-      <w:r>
-        <w:t>Technical Writer: Public Relations Officer (or ECA Coordinator)</w:t>
-      </w:r>
-    </w:p>
-    <w:p>
-      <w:pPr>
-        <w:pStyle w:val="ListParagraph"/>
-        <w:ind w:left="2160"/>
-      </w:pPr>
-      <w:r>
-        <w:t>Primary Audience: Current students</w:t>
-      </w:r>
-    </w:p>
-    <w:p>
-      <w:pPr>
-        <w:pStyle w:val="ListParagraph"/>
-        <w:ind w:left="2160"/>
-      </w:pPr>
-      <w:r>
-        <w:t>Secondary Audience: Parents, prospective students, alumni, and well-wishers</w:t>
-      </w:r>
-    </w:p>
-    <w:p>
-      <w:pPr>
-        <w:pStyle w:val="ListParagraph"/>
-        <w:ind w:left="2160"/>
-      </w:pPr>
-      <w:r>
-        <w:t>Purpose: To inform readers about the successful futsal tournament and promote the college's extracurricular activities.</w:t>
-      </w:r>
-    </w:p>
-    <w:p>
-      <w:pPr>
-        <w:pStyle w:val="ListParagraph"/>
-        <w:ind w:left="2160"/>
-      </w:pPr>
-      <w:r>
-        <w:t>Objectives:</w:t>
-      </w:r>
-    </w:p>
-    <w:p>
-      <w:pPr>
-        <w:pStyle w:val="ListParagraph"/>
-        <w:ind w:left="2160"/>
-      </w:pPr>
-      <w:r>
-        <w:t>Highlight the success of the tournament.</w:t>
-      </w:r>
-    </w:p>
-    <w:p>
-      <w:pPr>
-        <w:pStyle w:val="ListParagraph"/>
-        <w:ind w:left="2160"/>
-      </w:pPr>
-      <w:proofErr w:type="gramStart"/>
-      <w:r>
-        <w:t>Showcase</w:t>
-      </w:r>
-      <w:proofErr w:type="gramEnd"/>
-      <w:r>
-        <w:t xml:space="preserve"> the college's active student life.</w:t>
-      </w:r>
-    </w:p>
-    <w:p>
-      <w:pPr>
-        <w:pStyle w:val="ListParagraph"/>
-        <w:ind w:left="2160"/>
+        <w:spacing w:after="0"/>
       </w:pPr>
       <w:r>
         <w:t>Encourage prospective students to consider admission.</w:t>
@@ -696,8 +1655,12 @@
     </w:p>
     <w:p>
       <w:pPr>
-        <w:pStyle w:val="ListParagraph"/>
-        <w:ind w:left="2160"/>
+        <w:pStyle w:val="Body"/>
+        <w:numPr>
+          <w:ilvl w:val="0"/>
+          <w:numId w:val="13"/>
+        </w:numPr>
+        <w:spacing w:after="0"/>
       </w:pPr>
       <w:r>
         <w:t>Enhance the college's public image.</w:t>
@@ -705,17 +1668,16 @@
     </w:p>
     <w:p>
       <w:pPr>
-        <w:pStyle w:val="ListParagraph"/>
-        <w:ind w:left="2160"/>
-      </w:pPr>
-      <w:r>
-        <w:lastRenderedPageBreak/>
+        <w:pStyle w:val="Body"/>
+        <w:spacing w:after="0"/>
+      </w:pPr>
+      <w:r>
         <w:t>Content: Tournament highlights, winning teams, photographs, student participation, achievements, and information about the college's extracurricular programs.</w:t>
       </w:r>
     </w:p>
     <w:sectPr>
       <w:pgSz w:w="12240" w:h="15840"/>
-      <w:pgMar w:top="1440" w:right="1440" w:bottom="1440" w:left="1440" w:header="720" w:footer="720" w:gutter="0"/>
+      <w:pgMar w:top="431" w:right="431" w:bottom="431" w:left="431" w:header="720" w:footer="720" w:gutter="0"/>
       <w:cols w:space="720"/>
       <w:docGrid w:linePitch="360"/>
     </w:sectPr>
@@ -728,25 +1690,13 @@
   <w:abstractNum w:abstractNumId="0" w15:restartNumberingAfterBreak="0">
     <w:nsid w:val="02F34919"/>
     <w:multiLevelType w:val="multilevel"/>
-    <w:tmpl w:val="1F986D20"/>
+    <w:tmpl w:val="37147510"/>
     <w:lvl w:ilvl="0">
       <w:start w:val="1"/>
-      <w:numFmt w:val="decimal"/>
+      <w:numFmt w:val="lowerRoman"/>
       <w:pStyle w:val="Head1"/>
       <w:lvlText w:val="%1."/>
-      <w:lvlJc w:val="left"/>
-      <w:pPr>
-        <w:tabs>
-          <w:tab w:val="num" w:pos="720"/>
-        </w:tabs>
-        <w:ind w:left="720" w:hanging="720"/>
-      </w:pPr>
-    </w:lvl>
-    <w:lvl w:ilvl="1">
-      <w:start w:val="1"/>
-      <w:numFmt w:val="decimal"/>
-      <w:lvlText w:val="%2."/>
-      <w:lvlJc w:val="left"/>
+      <w:lvlJc w:val="right"/>
       <w:pPr>
         <w:tabs>
           <w:tab w:val="num" w:pos="1440"/>
@@ -754,10 +1704,10 @@
         <w:ind w:left="1440" w:hanging="720"/>
       </w:pPr>
     </w:lvl>
-    <w:lvl w:ilvl="2">
+    <w:lvl w:ilvl="1">
       <w:start w:val="1"/>
       <w:numFmt w:val="decimal"/>
-      <w:lvlText w:val="%3."/>
+      <w:lvlText w:val="%2."/>
       <w:lvlJc w:val="left"/>
       <w:pPr>
         <w:tabs>
@@ -766,10 +1716,10 @@
         <w:ind w:left="2160" w:hanging="720"/>
       </w:pPr>
     </w:lvl>
-    <w:lvl w:ilvl="3">
+    <w:lvl w:ilvl="2">
       <w:start w:val="1"/>
       <w:numFmt w:val="decimal"/>
-      <w:lvlText w:val="%4."/>
+      <w:lvlText w:val="%3."/>
       <w:lvlJc w:val="left"/>
       <w:pPr>
         <w:tabs>
@@ -778,10 +1728,10 @@
         <w:ind w:left="2880" w:hanging="720"/>
       </w:pPr>
     </w:lvl>
-    <w:lvl w:ilvl="4">
+    <w:lvl w:ilvl="3">
       <w:start w:val="1"/>
       <w:numFmt w:val="decimal"/>
-      <w:lvlText w:val="%5."/>
+      <w:lvlText w:val="%4."/>
       <w:lvlJc w:val="left"/>
       <w:pPr>
         <w:tabs>
@@ -790,10 +1740,10 @@
         <w:ind w:left="3600" w:hanging="720"/>
       </w:pPr>
     </w:lvl>
-    <w:lvl w:ilvl="5">
+    <w:lvl w:ilvl="4">
       <w:start w:val="1"/>
       <w:numFmt w:val="decimal"/>
-      <w:lvlText w:val="%6."/>
+      <w:lvlText w:val="%5."/>
       <w:lvlJc w:val="left"/>
       <w:pPr>
         <w:tabs>
@@ -802,10 +1752,10 @@
         <w:ind w:left="4320" w:hanging="720"/>
       </w:pPr>
     </w:lvl>
-    <w:lvl w:ilvl="6">
+    <w:lvl w:ilvl="5">
       <w:start w:val="1"/>
       <w:numFmt w:val="decimal"/>
-      <w:lvlText w:val="%7."/>
+      <w:lvlText w:val="%6."/>
       <w:lvlJc w:val="left"/>
       <w:pPr>
         <w:tabs>
@@ -814,10 +1764,10 @@
         <w:ind w:left="5040" w:hanging="720"/>
       </w:pPr>
     </w:lvl>
-    <w:lvl w:ilvl="7">
+    <w:lvl w:ilvl="6">
       <w:start w:val="1"/>
       <w:numFmt w:val="decimal"/>
-      <w:lvlText w:val="%8."/>
+      <w:lvlText w:val="%7."/>
       <w:lvlJc w:val="left"/>
       <w:pPr>
         <w:tabs>
@@ -826,16 +1776,28 @@
         <w:ind w:left="5760" w:hanging="720"/>
       </w:pPr>
     </w:lvl>
-    <w:lvl w:ilvl="8">
+    <w:lvl w:ilvl="7">
       <w:start w:val="1"/>
       <w:numFmt w:val="decimal"/>
-      <w:lvlText w:val="%9."/>
+      <w:lvlText w:val="%8."/>
       <w:lvlJc w:val="left"/>
       <w:pPr>
         <w:tabs>
           <w:tab w:val="num" w:pos="6480"/>
         </w:tabs>
         <w:ind w:left="6480" w:hanging="720"/>
+      </w:pPr>
+    </w:lvl>
+    <w:lvl w:ilvl="8">
+      <w:start w:val="1"/>
+      <w:numFmt w:val="decimal"/>
+      <w:lvlText w:val="%9."/>
+      <w:lvlJc w:val="left"/>
+      <w:pPr>
+        <w:tabs>
+          <w:tab w:val="num" w:pos="7200"/>
+        </w:tabs>
+        <w:ind w:left="7200" w:hanging="720"/>
       </w:pPr>
     </w:lvl>
   </w:abstractNum>
@@ -1101,6 +2063,96 @@
     </w:lvl>
   </w:abstractNum>
   <w:abstractNum w:abstractNumId="4" w15:restartNumberingAfterBreak="0">
+    <w:nsid w:val="4DEB7543"/>
+    <w:multiLevelType w:val="hybridMultilevel"/>
+    <w:tmpl w:val="02583D34"/>
+    <w:lvl w:ilvl="0" w:tplc="7F80D0B0">
+      <w:start w:val="1"/>
+      <w:numFmt w:val="decimal"/>
+      <w:pStyle w:val="Question"/>
+      <w:lvlText w:val="%1."/>
+      <w:lvlJc w:val="left"/>
+      <w:pPr>
+        <w:ind w:left="720" w:hanging="360"/>
+      </w:pPr>
+      <w:rPr>
+        <w:rFonts w:hint="default"/>
+      </w:rPr>
+    </w:lvl>
+    <w:lvl w:ilvl="1" w:tplc="08090019" w:tentative="1">
+      <w:start w:val="1"/>
+      <w:numFmt w:val="lowerLetter"/>
+      <w:lvlText w:val="%2."/>
+      <w:lvlJc w:val="left"/>
+      <w:pPr>
+        <w:ind w:left="1440" w:hanging="360"/>
+      </w:pPr>
+    </w:lvl>
+    <w:lvl w:ilvl="2" w:tplc="0809001B" w:tentative="1">
+      <w:start w:val="1"/>
+      <w:numFmt w:val="lowerRoman"/>
+      <w:lvlText w:val="%3."/>
+      <w:lvlJc w:val="right"/>
+      <w:pPr>
+        <w:ind w:left="2160" w:hanging="180"/>
+      </w:pPr>
+    </w:lvl>
+    <w:lvl w:ilvl="3" w:tplc="0809000F" w:tentative="1">
+      <w:start w:val="1"/>
+      <w:numFmt w:val="decimal"/>
+      <w:lvlText w:val="%4."/>
+      <w:lvlJc w:val="left"/>
+      <w:pPr>
+        <w:ind w:left="2880" w:hanging="360"/>
+      </w:pPr>
+    </w:lvl>
+    <w:lvl w:ilvl="4" w:tplc="08090019" w:tentative="1">
+      <w:start w:val="1"/>
+      <w:numFmt w:val="lowerLetter"/>
+      <w:lvlText w:val="%5."/>
+      <w:lvlJc w:val="left"/>
+      <w:pPr>
+        <w:ind w:left="3600" w:hanging="360"/>
+      </w:pPr>
+    </w:lvl>
+    <w:lvl w:ilvl="5" w:tplc="0809001B" w:tentative="1">
+      <w:start w:val="1"/>
+      <w:numFmt w:val="lowerRoman"/>
+      <w:lvlText w:val="%6."/>
+      <w:lvlJc w:val="right"/>
+      <w:pPr>
+        <w:ind w:left="4320" w:hanging="180"/>
+      </w:pPr>
+    </w:lvl>
+    <w:lvl w:ilvl="6" w:tplc="0809000F" w:tentative="1">
+      <w:start w:val="1"/>
+      <w:numFmt w:val="decimal"/>
+      <w:lvlText w:val="%7."/>
+      <w:lvlJc w:val="left"/>
+      <w:pPr>
+        <w:ind w:left="5040" w:hanging="360"/>
+      </w:pPr>
+    </w:lvl>
+    <w:lvl w:ilvl="7" w:tplc="08090019" w:tentative="1">
+      <w:start w:val="1"/>
+      <w:numFmt w:val="lowerLetter"/>
+      <w:lvlText w:val="%8."/>
+      <w:lvlJc w:val="left"/>
+      <w:pPr>
+        <w:ind w:left="5760" w:hanging="360"/>
+      </w:pPr>
+    </w:lvl>
+    <w:lvl w:ilvl="8" w:tplc="0809001B" w:tentative="1">
+      <w:start w:val="1"/>
+      <w:numFmt w:val="lowerRoman"/>
+      <w:lvlText w:val="%9."/>
+      <w:lvlJc w:val="right"/>
+      <w:pPr>
+        <w:ind w:left="6480" w:hanging="180"/>
+      </w:pPr>
+    </w:lvl>
+  </w:abstractNum>
+  <w:abstractNum w:abstractNumId="5" w15:restartNumberingAfterBreak="0">
     <w:nsid w:val="4EB378A5"/>
     <w:multiLevelType w:val="hybridMultilevel"/>
     <w:tmpl w:val="44DC2DE0"/>
@@ -1186,7 +2238,7 @@
       </w:pPr>
     </w:lvl>
   </w:abstractNum>
-  <w:abstractNum w:abstractNumId="5" w15:restartNumberingAfterBreak="0">
+  <w:abstractNum w:abstractNumId="6" w15:restartNumberingAfterBreak="0">
     <w:nsid w:val="52F96E48"/>
     <w:multiLevelType w:val="hybridMultilevel"/>
     <w:tmpl w:val="FB882B8C"/>
@@ -1272,7 +2324,7 @@
       </w:pPr>
     </w:lvl>
   </w:abstractNum>
-  <w:abstractNum w:abstractNumId="6" w15:restartNumberingAfterBreak="0">
+  <w:abstractNum w:abstractNumId="7" w15:restartNumberingAfterBreak="0">
     <w:nsid w:val="648E6F71"/>
     <w:multiLevelType w:val="hybridMultilevel"/>
     <w:tmpl w:val="CBEA6F0A"/>
@@ -1385,7 +2437,120 @@
       </w:rPr>
     </w:lvl>
   </w:abstractNum>
-  <w:abstractNum w:abstractNumId="7" w15:restartNumberingAfterBreak="0">
+  <w:abstractNum w:abstractNumId="8" w15:restartNumberingAfterBreak="0">
+    <w:nsid w:val="708E3492"/>
+    <w:multiLevelType w:val="hybridMultilevel"/>
+    <w:tmpl w:val="2886DFCE"/>
+    <w:lvl w:ilvl="0" w:tplc="08090001">
+      <w:start w:val="1"/>
+      <w:numFmt w:val="bullet"/>
+      <w:lvlText w:val=""/>
+      <w:lvlJc w:val="left"/>
+      <w:pPr>
+        <w:ind w:left="1440" w:hanging="360"/>
+      </w:pPr>
+      <w:rPr>
+        <w:rFonts w:ascii="Symbol" w:hAnsi="Symbol" w:hint="default"/>
+      </w:rPr>
+    </w:lvl>
+    <w:lvl w:ilvl="1" w:tplc="08090003" w:tentative="1">
+      <w:start w:val="1"/>
+      <w:numFmt w:val="bullet"/>
+      <w:lvlText w:val="o"/>
+      <w:lvlJc w:val="left"/>
+      <w:pPr>
+        <w:ind w:left="2160" w:hanging="360"/>
+      </w:pPr>
+      <w:rPr>
+        <w:rFonts w:ascii="Courier New" w:hAnsi="Courier New" w:cs="Courier New" w:hint="default"/>
+      </w:rPr>
+    </w:lvl>
+    <w:lvl w:ilvl="2" w:tplc="08090005" w:tentative="1">
+      <w:start w:val="1"/>
+      <w:numFmt w:val="bullet"/>
+      <w:lvlText w:val=""/>
+      <w:lvlJc w:val="left"/>
+      <w:pPr>
+        <w:ind w:left="2880" w:hanging="360"/>
+      </w:pPr>
+      <w:rPr>
+        <w:rFonts w:ascii="Wingdings" w:hAnsi="Wingdings" w:hint="default"/>
+      </w:rPr>
+    </w:lvl>
+    <w:lvl w:ilvl="3" w:tplc="08090001" w:tentative="1">
+      <w:start w:val="1"/>
+      <w:numFmt w:val="bullet"/>
+      <w:lvlText w:val=""/>
+      <w:lvlJc w:val="left"/>
+      <w:pPr>
+        <w:ind w:left="3600" w:hanging="360"/>
+      </w:pPr>
+      <w:rPr>
+        <w:rFonts w:ascii="Symbol" w:hAnsi="Symbol" w:hint="default"/>
+      </w:rPr>
+    </w:lvl>
+    <w:lvl w:ilvl="4" w:tplc="08090003" w:tentative="1">
+      <w:start w:val="1"/>
+      <w:numFmt w:val="bullet"/>
+      <w:lvlText w:val="o"/>
+      <w:lvlJc w:val="left"/>
+      <w:pPr>
+        <w:ind w:left="4320" w:hanging="360"/>
+      </w:pPr>
+      <w:rPr>
+        <w:rFonts w:ascii="Courier New" w:hAnsi="Courier New" w:cs="Courier New" w:hint="default"/>
+      </w:rPr>
+    </w:lvl>
+    <w:lvl w:ilvl="5" w:tplc="08090005" w:tentative="1">
+      <w:start w:val="1"/>
+      <w:numFmt w:val="bullet"/>
+      <w:lvlText w:val=""/>
+      <w:lvlJc w:val="left"/>
+      <w:pPr>
+        <w:ind w:left="5040" w:hanging="360"/>
+      </w:pPr>
+      <w:rPr>
+        <w:rFonts w:ascii="Wingdings" w:hAnsi="Wingdings" w:hint="default"/>
+      </w:rPr>
+    </w:lvl>
+    <w:lvl w:ilvl="6" w:tplc="08090001" w:tentative="1">
+      <w:start w:val="1"/>
+      <w:numFmt w:val="bullet"/>
+      <w:lvlText w:val=""/>
+      <w:lvlJc w:val="left"/>
+      <w:pPr>
+        <w:ind w:left="5760" w:hanging="360"/>
+      </w:pPr>
+      <w:rPr>
+        <w:rFonts w:ascii="Symbol" w:hAnsi="Symbol" w:hint="default"/>
+      </w:rPr>
+    </w:lvl>
+    <w:lvl w:ilvl="7" w:tplc="08090003" w:tentative="1">
+      <w:start w:val="1"/>
+      <w:numFmt w:val="bullet"/>
+      <w:lvlText w:val="o"/>
+      <w:lvlJc w:val="left"/>
+      <w:pPr>
+        <w:ind w:left="6480" w:hanging="360"/>
+      </w:pPr>
+      <w:rPr>
+        <w:rFonts w:ascii="Courier New" w:hAnsi="Courier New" w:cs="Courier New" w:hint="default"/>
+      </w:rPr>
+    </w:lvl>
+    <w:lvl w:ilvl="8" w:tplc="08090005" w:tentative="1">
+      <w:start w:val="1"/>
+      <w:numFmt w:val="bullet"/>
+      <w:lvlText w:val=""/>
+      <w:lvlJc w:val="left"/>
+      <w:pPr>
+        <w:ind w:left="7200" w:hanging="360"/>
+      </w:pPr>
+      <w:rPr>
+        <w:rFonts w:ascii="Wingdings" w:hAnsi="Wingdings" w:hint="default"/>
+      </w:rPr>
+    </w:lvl>
+  </w:abstractNum>
+  <w:abstractNum w:abstractNumId="9" w15:restartNumberingAfterBreak="0">
     <w:nsid w:val="74B10B01"/>
     <w:multiLevelType w:val="multilevel"/>
     <w:tmpl w:val="1A0E000A"/>
@@ -1499,16 +2664,16 @@
     </w:lvl>
   </w:abstractNum>
   <w:num w:numId="1" w16cid:durableId="588659680">
-    <w:abstractNumId w:val="4"/>
+    <w:abstractNumId w:val="5"/>
   </w:num>
   <w:num w:numId="2" w16cid:durableId="1110778439">
-    <w:abstractNumId w:val="7"/>
+    <w:abstractNumId w:val="9"/>
   </w:num>
   <w:num w:numId="3" w16cid:durableId="761074198">
-    <w:abstractNumId w:val="7"/>
+    <w:abstractNumId w:val="9"/>
   </w:num>
   <w:num w:numId="4" w16cid:durableId="1147749005">
-    <w:abstractNumId w:val="6"/>
+    <w:abstractNumId w:val="7"/>
   </w:num>
   <w:num w:numId="5" w16cid:durableId="2099205297">
     <w:abstractNumId w:val="0"/>
@@ -1550,10 +2715,46 @@
     <w:abstractNumId w:val="1"/>
   </w:num>
   <w:num w:numId="9" w16cid:durableId="1034423501">
-    <w:abstractNumId w:val="5"/>
+    <w:abstractNumId w:val="6"/>
   </w:num>
   <w:num w:numId="10" w16cid:durableId="1083642724">
     <w:abstractNumId w:val="2"/>
+  </w:num>
+  <w:num w:numId="11" w16cid:durableId="916786101">
+    <w:abstractNumId w:val="4"/>
+  </w:num>
+  <w:num w:numId="12" w16cid:durableId="336202425">
+    <w:abstractNumId w:val="0"/>
+    <w:lvlOverride w:ilvl="0">
+      <w:startOverride w:val="1"/>
+    </w:lvlOverride>
+    <w:lvlOverride w:ilvl="1">
+      <w:startOverride w:val="1"/>
+    </w:lvlOverride>
+    <w:lvlOverride w:ilvl="2">
+      <w:startOverride w:val="1"/>
+    </w:lvlOverride>
+    <w:lvlOverride w:ilvl="3">
+      <w:startOverride w:val="1"/>
+    </w:lvlOverride>
+    <w:lvlOverride w:ilvl="4">
+      <w:startOverride w:val="1"/>
+    </w:lvlOverride>
+    <w:lvlOverride w:ilvl="5">
+      <w:startOverride w:val="1"/>
+    </w:lvlOverride>
+    <w:lvlOverride w:ilvl="6">
+      <w:startOverride w:val="1"/>
+    </w:lvlOverride>
+    <w:lvlOverride w:ilvl="7">
+      <w:startOverride w:val="1"/>
+    </w:lvlOverride>
+    <w:lvlOverride w:ilvl="8">
+      <w:startOverride w:val="1"/>
+    </w:lvlOverride>
+  </w:num>
+  <w:num w:numId="13" w16cid:durableId="2090804986">
+    <w:abstractNumId w:val="8"/>
   </w:num>
 </w:numbering>
 </file>
@@ -2165,6 +3366,7 @@
   <w:style w:type="character" w:default="1" w:styleId="DefaultParagraphFont">
     <w:name w:val="Default Paragraph Font"/>
     <w:uiPriority w:val="1"/>
+    <w:semiHidden/>
     <w:unhideWhenUsed/>
   </w:style>
   <w:style w:type="table" w:default="1" w:styleId="TableNormal">
@@ -2198,7 +3400,6 @@
       <w:numPr>
         <w:numId w:val="5"/>
       </w:numPr>
-      <w:ind w:left="1440" w:hanging="360"/>
     </w:pPr>
   </w:style>
   <w:style w:type="character" w:customStyle="1" w:styleId="Head1Char">
@@ -2230,14 +3431,17 @@
     <w:link w:val="QuestionChar"/>
     <w:autoRedefine/>
     <w:qFormat/>
-    <w:rsid w:val="00F95C3F"/>
+    <w:rsid w:val="000D7394"/>
     <w:pPr>
+      <w:numPr>
+        <w:numId w:val="11"/>
+      </w:numPr>
       <w:spacing w:line="259" w:lineRule="auto"/>
     </w:pPr>
     <w:rPr>
-      <w:rFonts w:eastAsiaTheme="majorEastAsia" w:cstheme="minorHAnsi"/>
-      <w:bCs/>
-      <w:sz w:val="32"/>
+      <w:rFonts w:ascii="Calibri" w:eastAsiaTheme="majorEastAsia" w:hAnsi="Calibri" w:cs="Calibri"/>
+      <w:b/>
+      <w:sz w:val="28"/>
       <w:szCs w:val="28"/>
     </w:rPr>
   </w:style>
@@ -2245,11 +3449,11 @@
     <w:name w:val="Question Char"/>
     <w:basedOn w:val="DefaultParagraphFont"/>
     <w:link w:val="Question"/>
-    <w:rsid w:val="00F95C3F"/>
+    <w:rsid w:val="000D7394"/>
     <w:rPr>
-      <w:rFonts w:eastAsiaTheme="majorEastAsia" w:cstheme="minorHAnsi"/>
-      <w:bCs/>
-      <w:sz w:val="32"/>
+      <w:rFonts w:ascii="Calibri" w:eastAsiaTheme="majorEastAsia" w:hAnsi="Calibri" w:cs="Calibri"/>
+      <w:b/>
+      <w:sz w:val="28"/>
       <w:szCs w:val="28"/>
     </w:rPr>
   </w:style>
@@ -2624,6 +3828,19 @@
       <w:color w:val="605E5C"/>
       <w:shd w:val="clear" w:color="auto" w:fill="E1DFDD"/>
     </w:rPr>
+  </w:style>
+  <w:style w:type="paragraph" w:styleId="TOC2">
+    <w:name w:val="toc 2"/>
+    <w:basedOn w:val="Normal"/>
+    <w:next w:val="Normal"/>
+    <w:autoRedefine/>
+    <w:uiPriority w:val="39"/>
+    <w:unhideWhenUsed/>
+    <w:rsid w:val="000D7394"/>
+    <w:pPr>
+      <w:spacing w:after="100"/>
+      <w:ind w:left="240"/>
+    </w:pPr>
   </w:style>
 </w:styles>
 </file>
@@ -2921,4 +4138,16 @@
     </a:ext>
   </a:extLst>
 </a:theme>
+</file>
+
+<file path=customXml/item1.xml><?xml version="1.0" encoding="utf-8"?>
+<b:Sources xmlns:b="http://schemas.openxmlformats.org/officeDocument/2006/bibliography" xmlns="http://schemas.openxmlformats.org/officeDocument/2006/bibliography" SelectedStyle="\APASixthEditionOfficeOnline.xsl" StyleName="APA" Version="6"/>
+</file>
+
+<file path=customXml/itemProps1.xml><?xml version="1.0" encoding="utf-8"?>
+<ds:datastoreItem xmlns:ds="http://schemas.openxmlformats.org/officeDocument/2006/customXml" ds:itemID="{81E0FC8C-3B37-42FC-A6A8-57AC970B6D1F}">
+  <ds:schemaRefs>
+    <ds:schemaRef ds:uri="http://schemas.openxmlformats.org/officeDocument/2006/bibliography"/>
+  </ds:schemaRefs>
+</ds:datastoreItem>
 </file>
--- a/CSC379-Technical-Writing/Assignment/2-tw.docx
+++ b/CSC379-Technical-Writing/Assignment/2-tw.docx
@@ -71,7 +71,7 @@
         </w:rPr>
         <w:fldChar w:fldCharType="separate"/>
       </w:r>
-      <w:hyperlink w:anchor="_Toc233700276" w:history="1">
+      <w:hyperlink w:anchor="_Toc233771502" w:history="1">
         <w:r>
           <w:rPr>
             <w:rStyle w:val="Hyperlink"/>
@@ -117,7 +117,7 @@
             <w:noProof/>
             <w:webHidden/>
           </w:rPr>
-          <w:instrText xml:space="preserve"> PAGEREF _Toc233700276 \h </w:instrText>
+          <w:instrText xml:space="preserve"> PAGEREF _Toc233771502 \h </w:instrText>
         </w:r>
         <w:r>
           <w:rPr>
@@ -160,7 +160,7 @@
           <w:lang w:val="en-GB" w:eastAsia="en-GB"/>
         </w:rPr>
       </w:pPr>
-      <w:hyperlink w:anchor="_Toc233700277" w:history="1">
+      <w:hyperlink w:anchor="_Toc233771503" w:history="1">
         <w:r>
           <w:rPr>
             <w:rStyle w:val="Hyperlink"/>
@@ -187,7 +187,7 @@
             <w:noProof/>
             <w:webHidden/>
           </w:rPr>
-          <w:instrText xml:space="preserve"> PAGEREF _Toc233700277 \h </w:instrText>
+          <w:instrText xml:space="preserve"> PAGEREF _Toc233771503 \h </w:instrText>
         </w:r>
         <w:r>
           <w:rPr>
@@ -231,7 +231,7 @@
           <w:lang w:val="en-GB" w:eastAsia="en-GB"/>
         </w:rPr>
       </w:pPr>
-      <w:hyperlink w:anchor="_Toc233700278" w:history="1">
+      <w:hyperlink w:anchor="_Toc233771504" w:history="1">
         <w:r>
           <w:rPr>
             <w:rStyle w:val="Hyperlink"/>
@@ -273,7 +273,7 @@
             <w:noProof/>
             <w:webHidden/>
           </w:rPr>
-          <w:instrText xml:space="preserve"> PAGEREF _Toc233700278 \h </w:instrText>
+          <w:instrText xml:space="preserve"> PAGEREF _Toc233771504 \h </w:instrText>
         </w:r>
         <w:r>
           <w:rPr>
@@ -317,7 +317,7 @@
           <w:lang w:val="en-GB" w:eastAsia="en-GB"/>
         </w:rPr>
       </w:pPr>
-      <w:hyperlink w:anchor="_Toc233700279" w:history="1">
+      <w:hyperlink w:anchor="_Toc233771505" w:history="1">
         <w:r>
           <w:rPr>
             <w:rStyle w:val="Hyperlink"/>
@@ -359,7 +359,7 @@
             <w:noProof/>
             <w:webHidden/>
           </w:rPr>
-          <w:instrText xml:space="preserve"> PAGEREF _Toc233700279 \h </w:instrText>
+          <w:instrText xml:space="preserve"> PAGEREF _Toc233771505 \h </w:instrText>
         </w:r>
         <w:r>
           <w:rPr>
@@ -403,7 +403,7 @@
           <w:lang w:val="en-GB" w:eastAsia="en-GB"/>
         </w:rPr>
       </w:pPr>
-      <w:hyperlink w:anchor="_Toc233700280" w:history="1">
+      <w:hyperlink w:anchor="_Toc233771506" w:history="1">
         <w:r>
           <w:rPr>
             <w:rStyle w:val="Hyperlink"/>
@@ -445,7 +445,7 @@
             <w:noProof/>
             <w:webHidden/>
           </w:rPr>
-          <w:instrText xml:space="preserve"> PAGEREF _Toc233700280 \h </w:instrText>
+          <w:instrText xml:space="preserve"> PAGEREF _Toc233771506 \h </w:instrText>
         </w:r>
         <w:r>
           <w:rPr>
@@ -489,7 +489,7 @@
           <w:lang w:val="en-GB" w:eastAsia="en-GB"/>
         </w:rPr>
       </w:pPr>
-      <w:hyperlink w:anchor="_Toc233700281" w:history="1">
+      <w:hyperlink w:anchor="_Toc233771507" w:history="1">
         <w:r>
           <w:rPr>
             <w:rStyle w:val="Hyperlink"/>
@@ -531,7 +531,7 @@
             <w:noProof/>
             <w:webHidden/>
           </w:rPr>
-          <w:instrText xml:space="preserve"> PAGEREF _Toc233700281 \h </w:instrText>
+          <w:instrText xml:space="preserve"> PAGEREF _Toc233771507 \h </w:instrText>
         </w:r>
         <w:r>
           <w:rPr>
@@ -551,7 +551,7 @@
             <w:noProof/>
             <w:webHidden/>
           </w:rPr>
-          <w:t>2</w:t>
+          <w:t>3</w:t>
         </w:r>
         <w:r>
           <w:rPr>
@@ -574,7 +574,7 @@
           <w:lang w:val="en-GB" w:eastAsia="en-GB"/>
         </w:rPr>
       </w:pPr>
-      <w:hyperlink w:anchor="_Toc233700282" w:history="1">
+      <w:hyperlink w:anchor="_Toc233771508" w:history="1">
         <w:r>
           <w:rPr>
             <w:rStyle w:val="Hyperlink"/>
@@ -601,7 +601,7 @@
             <w:noProof/>
             <w:webHidden/>
           </w:rPr>
-          <w:instrText xml:space="preserve"> PAGEREF _Toc233700282 \h </w:instrText>
+          <w:instrText xml:space="preserve"> PAGEREF _Toc233771508 \h </w:instrText>
         </w:r>
         <w:r>
           <w:rPr>
@@ -645,7 +645,7 @@
           <w:lang w:val="en-GB" w:eastAsia="en-GB"/>
         </w:rPr>
       </w:pPr>
-      <w:hyperlink w:anchor="_Toc233700283" w:history="1">
+      <w:hyperlink w:anchor="_Toc233771509" w:history="1">
         <w:r>
           <w:rPr>
             <w:rStyle w:val="Hyperlink"/>
@@ -687,7 +687,7 @@
             <w:noProof/>
             <w:webHidden/>
           </w:rPr>
-          <w:instrText xml:space="preserve"> PAGEREF _Toc233700283 \h </w:instrText>
+          <w:instrText xml:space="preserve"> PAGEREF _Toc233771509 \h </w:instrText>
         </w:r>
         <w:r>
           <w:rPr>
@@ -731,7 +731,7 @@
           <w:lang w:val="en-GB" w:eastAsia="en-GB"/>
         </w:rPr>
       </w:pPr>
-      <w:hyperlink w:anchor="_Toc233700284" w:history="1">
+      <w:hyperlink w:anchor="_Toc233771510" w:history="1">
         <w:r>
           <w:rPr>
             <w:rStyle w:val="Hyperlink"/>
@@ -773,7 +773,7 @@
             <w:noProof/>
             <w:webHidden/>
           </w:rPr>
-          <w:instrText xml:space="preserve"> PAGEREF _Toc233700284 \h </w:instrText>
+          <w:instrText xml:space="preserve"> PAGEREF _Toc233771510 \h </w:instrText>
         </w:r>
         <w:r>
           <w:rPr>
@@ -817,7 +817,7 @@
           <w:lang w:val="en-GB" w:eastAsia="en-GB"/>
         </w:rPr>
       </w:pPr>
-      <w:hyperlink w:anchor="_Toc233700285" w:history="1">
+      <w:hyperlink w:anchor="_Toc233771511" w:history="1">
         <w:r>
           <w:rPr>
             <w:rStyle w:val="Hyperlink"/>
@@ -859,7 +859,7 @@
             <w:noProof/>
             <w:webHidden/>
           </w:rPr>
-          <w:instrText xml:space="preserve"> PAGEREF _Toc233700285 \h </w:instrText>
+          <w:instrText xml:space="preserve"> PAGEREF _Toc233771511 \h </w:instrText>
         </w:r>
         <w:r>
           <w:rPr>
@@ -903,7 +903,7 @@
           <w:lang w:val="en-GB" w:eastAsia="en-GB"/>
         </w:rPr>
       </w:pPr>
-      <w:hyperlink w:anchor="_Toc233700286" w:history="1">
+      <w:hyperlink w:anchor="_Toc233771512" w:history="1">
         <w:r>
           <w:rPr>
             <w:rStyle w:val="Hyperlink"/>
@@ -945,7 +945,7 @@
             <w:noProof/>
             <w:webHidden/>
           </w:rPr>
-          <w:instrText xml:space="preserve"> PAGEREF _Toc233700286 \h </w:instrText>
+          <w:instrText xml:space="preserve"> PAGEREF _Toc233771512 \h </w:instrText>
         </w:r>
         <w:r>
           <w:rPr>
@@ -988,7 +988,7 @@
           <w:lang w:val="en-GB" w:eastAsia="en-GB"/>
         </w:rPr>
       </w:pPr>
-      <w:hyperlink w:anchor="_Toc233700287" w:history="1">
+      <w:hyperlink w:anchor="_Toc233771513" w:history="1">
         <w:r>
           <w:rPr>
             <w:rStyle w:val="Hyperlink"/>
@@ -1015,7 +1015,7 @@
             <w:noProof/>
             <w:webHidden/>
           </w:rPr>
-          <w:instrText xml:space="preserve"> PAGEREF _Toc233700287 \h </w:instrText>
+          <w:instrText xml:space="preserve"> PAGEREF _Toc233771513 \h </w:instrText>
         </w:r>
         <w:r>
           <w:rPr>
@@ -1035,7 +1035,531 @@
             <w:noProof/>
             <w:webHidden/>
           </w:rPr>
-          <w:t>3</w:t>
+          <w:t>4</w:t>
+        </w:r>
+        <w:r>
+          <w:rPr>
+            <w:noProof/>
+            <w:webHidden/>
+          </w:rPr>
+          <w:fldChar w:fldCharType="end"/>
+        </w:r>
+      </w:hyperlink>
+    </w:p>
+    <w:p>
+      <w:pPr>
+        <w:pStyle w:val="TOC1"/>
+        <w:tabs>
+          <w:tab w:val="left" w:pos="480"/>
+          <w:tab w:val="right" w:leader="dot" w:pos="11368"/>
+        </w:tabs>
+        <w:rPr>
+          <w:rFonts w:asciiTheme="minorHAnsi" w:eastAsiaTheme="minorEastAsia" w:hAnsiTheme="minorHAnsi"/>
+          <w:noProof/>
+          <w:kern w:val="2"/>
+          <w:sz w:val="24"/>
+          <w:szCs w:val="24"/>
+          <w:lang w:eastAsia="en-GB"/>
+          <w14:ligatures w14:val="standardContextual"/>
+        </w:rPr>
+      </w:pPr>
+      <w:hyperlink w:anchor="_Toc233771514" w:history="1">
+        <w:r>
+          <w:rPr>
+            <w:rStyle w:val="Hyperlink"/>
+            <w:noProof/>
+          </w:rPr>
+          <w:t>2.</w:t>
+        </w:r>
+        <w:r>
+          <w:rPr>
+            <w:rFonts w:asciiTheme="minorHAnsi" w:eastAsiaTheme="minorEastAsia" w:hAnsiTheme="minorHAnsi"/>
+            <w:noProof/>
+            <w:kern w:val="2"/>
+            <w:sz w:val="24"/>
+            <w:szCs w:val="24"/>
+            <w:lang w:eastAsia="en-GB"/>
+            <w14:ligatures w14:val="standardContextual"/>
+          </w:rPr>
+          <w:tab/>
+        </w:r>
+        <w:r>
+          <w:rPr>
+            <w:rStyle w:val="Hyperlink"/>
+            <w:noProof/>
+          </w:rPr>
+          <w:t>Discuss the aspect of meeting the needs of specific target audience in detail.</w:t>
+        </w:r>
+        <w:r>
+          <w:rPr>
+            <w:noProof/>
+            <w:webHidden/>
+          </w:rPr>
+          <w:tab/>
+        </w:r>
+        <w:r>
+          <w:rPr>
+            <w:noProof/>
+            <w:webHidden/>
+          </w:rPr>
+          <w:fldChar w:fldCharType="begin"/>
+        </w:r>
+        <w:r>
+          <w:rPr>
+            <w:noProof/>
+            <w:webHidden/>
+          </w:rPr>
+          <w:instrText xml:space="preserve"> PAGEREF _Toc233771514 \h </w:instrText>
+        </w:r>
+        <w:r>
+          <w:rPr>
+            <w:noProof/>
+            <w:webHidden/>
+          </w:rPr>
+        </w:r>
+        <w:r>
+          <w:rPr>
+            <w:noProof/>
+            <w:webHidden/>
+          </w:rPr>
+          <w:fldChar w:fldCharType="separate"/>
+        </w:r>
+        <w:r>
+          <w:rPr>
+            <w:noProof/>
+            <w:webHidden/>
+          </w:rPr>
+          <w:t>4</w:t>
+        </w:r>
+        <w:r>
+          <w:rPr>
+            <w:noProof/>
+            <w:webHidden/>
+          </w:rPr>
+          <w:fldChar w:fldCharType="end"/>
+        </w:r>
+      </w:hyperlink>
+    </w:p>
+    <w:p>
+      <w:pPr>
+        <w:pStyle w:val="TOC2"/>
+        <w:tabs>
+          <w:tab w:val="left" w:pos="720"/>
+          <w:tab w:val="right" w:leader="dot" w:pos="11368"/>
+        </w:tabs>
+        <w:rPr>
+          <w:rFonts w:eastAsiaTheme="minorEastAsia"/>
+          <w:noProof/>
+          <w:lang w:val="en-GB" w:eastAsia="en-GB"/>
+        </w:rPr>
+      </w:pPr>
+      <w:hyperlink w:anchor="_Toc233771515" w:history="1">
+        <w:r>
+          <w:rPr>
+            <w:rStyle w:val="Hyperlink"/>
+            <w:noProof/>
+          </w:rPr>
+          <w:t>i.</w:t>
+        </w:r>
+        <w:r>
+          <w:rPr>
+            <w:rFonts w:eastAsiaTheme="minorEastAsia"/>
+            <w:noProof/>
+            <w:lang w:val="en-GB" w:eastAsia="en-GB"/>
+          </w:rPr>
+          <w:tab/>
+        </w:r>
+        <w:r>
+          <w:rPr>
+            <w:rStyle w:val="Hyperlink"/>
+            <w:noProof/>
+          </w:rPr>
+          <w:t>Knowledge Level:</w:t>
+        </w:r>
+        <w:r>
+          <w:rPr>
+            <w:noProof/>
+            <w:webHidden/>
+          </w:rPr>
+          <w:tab/>
+        </w:r>
+        <w:r>
+          <w:rPr>
+            <w:noProof/>
+            <w:webHidden/>
+          </w:rPr>
+          <w:fldChar w:fldCharType="begin"/>
+        </w:r>
+        <w:r>
+          <w:rPr>
+            <w:noProof/>
+            <w:webHidden/>
+          </w:rPr>
+          <w:instrText xml:space="preserve"> PAGEREF _Toc233771515 \h </w:instrText>
+        </w:r>
+        <w:r>
+          <w:rPr>
+            <w:noProof/>
+            <w:webHidden/>
+          </w:rPr>
+        </w:r>
+        <w:r>
+          <w:rPr>
+            <w:noProof/>
+            <w:webHidden/>
+          </w:rPr>
+          <w:fldChar w:fldCharType="separate"/>
+        </w:r>
+        <w:r>
+          <w:rPr>
+            <w:noProof/>
+            <w:webHidden/>
+          </w:rPr>
+          <w:t>5</w:t>
+        </w:r>
+        <w:r>
+          <w:rPr>
+            <w:noProof/>
+            <w:webHidden/>
+          </w:rPr>
+          <w:fldChar w:fldCharType="end"/>
+        </w:r>
+      </w:hyperlink>
+    </w:p>
+    <w:p>
+      <w:pPr>
+        <w:pStyle w:val="TOC2"/>
+        <w:tabs>
+          <w:tab w:val="left" w:pos="720"/>
+          <w:tab w:val="right" w:leader="dot" w:pos="11368"/>
+        </w:tabs>
+        <w:rPr>
+          <w:rFonts w:eastAsiaTheme="minorEastAsia"/>
+          <w:noProof/>
+          <w:lang w:val="en-GB" w:eastAsia="en-GB"/>
+        </w:rPr>
+      </w:pPr>
+      <w:hyperlink w:anchor="_Toc233771516" w:history="1">
+        <w:r>
+          <w:rPr>
+            <w:rStyle w:val="Hyperlink"/>
+            <w:noProof/>
+          </w:rPr>
+          <w:t>ii.</w:t>
+        </w:r>
+        <w:r>
+          <w:rPr>
+            <w:rFonts w:eastAsiaTheme="minorEastAsia"/>
+            <w:noProof/>
+            <w:lang w:val="en-GB" w:eastAsia="en-GB"/>
+          </w:rPr>
+          <w:tab/>
+        </w:r>
+        <w:r>
+          <w:rPr>
+            <w:rStyle w:val="Hyperlink"/>
+            <w:noProof/>
+          </w:rPr>
+          <w:t>Role:</w:t>
+        </w:r>
+        <w:r>
+          <w:rPr>
+            <w:noProof/>
+            <w:webHidden/>
+          </w:rPr>
+          <w:tab/>
+        </w:r>
+        <w:r>
+          <w:rPr>
+            <w:noProof/>
+            <w:webHidden/>
+          </w:rPr>
+          <w:fldChar w:fldCharType="begin"/>
+        </w:r>
+        <w:r>
+          <w:rPr>
+            <w:noProof/>
+            <w:webHidden/>
+          </w:rPr>
+          <w:instrText xml:space="preserve"> PAGEREF _Toc233771516 \h </w:instrText>
+        </w:r>
+        <w:r>
+          <w:rPr>
+            <w:noProof/>
+            <w:webHidden/>
+          </w:rPr>
+        </w:r>
+        <w:r>
+          <w:rPr>
+            <w:noProof/>
+            <w:webHidden/>
+          </w:rPr>
+          <w:fldChar w:fldCharType="separate"/>
+        </w:r>
+        <w:r>
+          <w:rPr>
+            <w:noProof/>
+            <w:webHidden/>
+          </w:rPr>
+          <w:t>5</w:t>
+        </w:r>
+        <w:r>
+          <w:rPr>
+            <w:noProof/>
+            <w:webHidden/>
+          </w:rPr>
+          <w:fldChar w:fldCharType="end"/>
+        </w:r>
+      </w:hyperlink>
+    </w:p>
+    <w:p>
+      <w:pPr>
+        <w:pStyle w:val="TOC2"/>
+        <w:tabs>
+          <w:tab w:val="left" w:pos="960"/>
+          <w:tab w:val="right" w:leader="dot" w:pos="11368"/>
+        </w:tabs>
+        <w:rPr>
+          <w:rFonts w:eastAsiaTheme="minorEastAsia"/>
+          <w:noProof/>
+          <w:lang w:val="en-GB" w:eastAsia="en-GB"/>
+        </w:rPr>
+      </w:pPr>
+      <w:hyperlink w:anchor="_Toc233771517" w:history="1">
+        <w:r>
+          <w:rPr>
+            <w:rStyle w:val="Hyperlink"/>
+            <w:noProof/>
+          </w:rPr>
+          <w:t>iii.</w:t>
+        </w:r>
+        <w:r>
+          <w:rPr>
+            <w:rFonts w:eastAsiaTheme="minorEastAsia"/>
+            <w:noProof/>
+            <w:lang w:val="en-GB" w:eastAsia="en-GB"/>
+          </w:rPr>
+          <w:tab/>
+        </w:r>
+        <w:r>
+          <w:rPr>
+            <w:rStyle w:val="Hyperlink"/>
+            <w:noProof/>
+          </w:rPr>
+          <w:t>Interest:</w:t>
+        </w:r>
+        <w:r>
+          <w:rPr>
+            <w:noProof/>
+            <w:webHidden/>
+          </w:rPr>
+          <w:tab/>
+        </w:r>
+        <w:r>
+          <w:rPr>
+            <w:noProof/>
+            <w:webHidden/>
+          </w:rPr>
+          <w:fldChar w:fldCharType="begin"/>
+        </w:r>
+        <w:r>
+          <w:rPr>
+            <w:noProof/>
+            <w:webHidden/>
+          </w:rPr>
+          <w:instrText xml:space="preserve"> PAGEREF _Toc233771517 \h </w:instrText>
+        </w:r>
+        <w:r>
+          <w:rPr>
+            <w:noProof/>
+            <w:webHidden/>
+          </w:rPr>
+        </w:r>
+        <w:r>
+          <w:rPr>
+            <w:noProof/>
+            <w:webHidden/>
+          </w:rPr>
+          <w:fldChar w:fldCharType="separate"/>
+        </w:r>
+        <w:r>
+          <w:rPr>
+            <w:noProof/>
+            <w:webHidden/>
+          </w:rPr>
+          <w:t>5</w:t>
+        </w:r>
+        <w:r>
+          <w:rPr>
+            <w:noProof/>
+            <w:webHidden/>
+          </w:rPr>
+          <w:fldChar w:fldCharType="end"/>
+        </w:r>
+      </w:hyperlink>
+    </w:p>
+    <w:p>
+      <w:pPr>
+        <w:pStyle w:val="TOC2"/>
+        <w:tabs>
+          <w:tab w:val="left" w:pos="720"/>
+          <w:tab w:val="right" w:leader="dot" w:pos="11368"/>
+        </w:tabs>
+        <w:rPr>
+          <w:rFonts w:eastAsiaTheme="minorEastAsia"/>
+          <w:noProof/>
+          <w:lang w:val="en-GB" w:eastAsia="en-GB"/>
+        </w:rPr>
+      </w:pPr>
+      <w:hyperlink w:anchor="_Toc233771518" w:history="1">
+        <w:r>
+          <w:rPr>
+            <w:rStyle w:val="Hyperlink"/>
+            <w:noProof/>
+          </w:rPr>
+          <w:t>iv.</w:t>
+        </w:r>
+        <w:r>
+          <w:rPr>
+            <w:rFonts w:eastAsiaTheme="minorEastAsia"/>
+            <w:noProof/>
+            <w:lang w:val="en-GB" w:eastAsia="en-GB"/>
+          </w:rPr>
+          <w:tab/>
+        </w:r>
+        <w:r>
+          <w:rPr>
+            <w:rStyle w:val="Hyperlink"/>
+            <w:noProof/>
+          </w:rPr>
+          <w:t>Cultural Background:</w:t>
+        </w:r>
+        <w:r>
+          <w:rPr>
+            <w:noProof/>
+            <w:webHidden/>
+          </w:rPr>
+          <w:tab/>
+        </w:r>
+        <w:r>
+          <w:rPr>
+            <w:noProof/>
+            <w:webHidden/>
+          </w:rPr>
+          <w:fldChar w:fldCharType="begin"/>
+        </w:r>
+        <w:r>
+          <w:rPr>
+            <w:noProof/>
+            <w:webHidden/>
+          </w:rPr>
+          <w:instrText xml:space="preserve"> PAGEREF _Toc233771518 \h </w:instrText>
+        </w:r>
+        <w:r>
+          <w:rPr>
+            <w:noProof/>
+            <w:webHidden/>
+          </w:rPr>
+        </w:r>
+        <w:r>
+          <w:rPr>
+            <w:noProof/>
+            <w:webHidden/>
+          </w:rPr>
+          <w:fldChar w:fldCharType="separate"/>
+        </w:r>
+        <w:r>
+          <w:rPr>
+            <w:noProof/>
+            <w:webHidden/>
+          </w:rPr>
+          <w:t>5</w:t>
+        </w:r>
+        <w:r>
+          <w:rPr>
+            <w:noProof/>
+            <w:webHidden/>
+          </w:rPr>
+          <w:fldChar w:fldCharType="end"/>
+        </w:r>
+      </w:hyperlink>
+    </w:p>
+    <w:p>
+      <w:pPr>
+        <w:pStyle w:val="TOC2"/>
+        <w:tabs>
+          <w:tab w:val="left" w:pos="720"/>
+          <w:tab w:val="right" w:leader="dot" w:pos="11368"/>
+        </w:tabs>
+        <w:rPr>
+          <w:rFonts w:eastAsiaTheme="minorEastAsia"/>
+          <w:noProof/>
+          <w:lang w:val="en-GB" w:eastAsia="en-GB"/>
+        </w:rPr>
+      </w:pPr>
+      <w:hyperlink w:anchor="_Toc233771519" w:history="1">
+        <w:r>
+          <w:rPr>
+            <w:rStyle w:val="Hyperlink"/>
+            <w:noProof/>
+          </w:rPr>
+          <w:t>v.</w:t>
+        </w:r>
+        <w:r>
+          <w:rPr>
+            <w:rFonts w:eastAsiaTheme="minorEastAsia"/>
+            <w:noProof/>
+            <w:lang w:val="en-GB" w:eastAsia="en-GB"/>
+          </w:rPr>
+          <w:tab/>
+        </w:r>
+        <w:r>
+          <w:rPr>
+            <w:rStyle w:val="Hyperlink"/>
+            <w:noProof/>
+          </w:rPr>
+          <w:t>Personality:</w:t>
+        </w:r>
+        <w:r>
+          <w:rPr>
+            <w:noProof/>
+            <w:webHidden/>
+          </w:rPr>
+          <w:tab/>
+        </w:r>
+        <w:r>
+          <w:rPr>
+            <w:noProof/>
+            <w:webHidden/>
+          </w:rPr>
+          <w:fldChar w:fldCharType="begin"/>
+        </w:r>
+        <w:r>
+          <w:rPr>
+            <w:noProof/>
+            <w:webHidden/>
+          </w:rPr>
+          <w:instrText xml:space="preserve"> PAGEREF _Toc233771519 \h </w:instrText>
+        </w:r>
+        <w:r>
+          <w:rPr>
+            <w:noProof/>
+            <w:webHidden/>
+          </w:rPr>
+        </w:r>
+        <w:r>
+          <w:rPr>
+            <w:noProof/>
+            <w:webHidden/>
+          </w:rPr>
+          <w:fldChar w:fldCharType="separate"/>
+        </w:r>
+        <w:r>
+          <w:rPr>
+            <w:noProof/>
+            <w:webHidden/>
+          </w:rPr>
+          <w:t>6</w:t>
         </w:r>
         <w:r>
           <w:rPr>
@@ -1082,7 +1606,7 @@
         <w:pStyle w:val="Question"/>
         <w:spacing w:after="0" w:line="360" w:lineRule="auto"/>
       </w:pPr>
-      <w:bookmarkStart w:id="0" w:name="_Toc233700276"/>
+      <w:bookmarkStart w:id="0" w:name="_Toc233771502"/>
       <w:r>
         <w:lastRenderedPageBreak/>
         <w:t>How do you define the audience? Show the triangular relation between technical writer, content &amp; audience.</w:t>
@@ -1138,7 +1662,7 @@
         </w:numPr>
         <w:ind w:left="1440" w:hanging="720"/>
       </w:pPr>
-      <w:bookmarkStart w:id="1" w:name="_Toc233700277"/>
+      <w:bookmarkStart w:id="1" w:name="_Toc233771503"/>
       <w:r>
         <w:t>Types of audience:</w:t>
       </w:r>
@@ -1149,7 +1673,7 @@
         <w:pStyle w:val="Head1"/>
         <w:spacing w:after="0"/>
       </w:pPr>
-      <w:bookmarkStart w:id="2" w:name="_Toc233700278"/>
+      <w:bookmarkStart w:id="2" w:name="_Toc233771504"/>
       <w:r>
         <w:t>Lay reader:</w:t>
       </w:r>
@@ -1157,12 +1681,7 @@
     </w:p>
     <w:p>
       <w:pPr>
-        <w:pStyle w:val="Head1"/>
-        <w:numPr>
-          <w:ilvl w:val="0"/>
-          <w:numId w:val="0"/>
-        </w:numPr>
-        <w:spacing w:after="0"/>
+        <w:pStyle w:val="Body"/>
         <w:ind w:left="1440" w:firstLine="720"/>
       </w:pPr>
       <w:r>
@@ -1192,7 +1711,7 @@
         <w:pStyle w:val="Head1"/>
         <w:spacing w:after="0"/>
       </w:pPr>
-      <w:bookmarkStart w:id="3" w:name="_Toc233700279"/>
+      <w:bookmarkStart w:id="3" w:name="_Toc233771505"/>
       <w:r>
         <w:t>Technician:</w:t>
       </w:r>
@@ -1237,7 +1756,7 @@
         <w:pStyle w:val="Head1"/>
         <w:spacing w:after="0"/>
       </w:pPr>
-      <w:bookmarkStart w:id="4" w:name="_Toc233700280"/>
+      <w:bookmarkStart w:id="4" w:name="_Toc233771506"/>
       <w:r>
         <w:t>Expert:</w:t>
       </w:r>
@@ -1245,12 +1764,7 @@
     </w:p>
     <w:p>
       <w:pPr>
-        <w:pStyle w:val="Head1"/>
-        <w:numPr>
-          <w:ilvl w:val="0"/>
-          <w:numId w:val="0"/>
-        </w:numPr>
-        <w:spacing w:after="0"/>
+        <w:pStyle w:val="Body"/>
         <w:ind w:left="1440" w:firstLine="720"/>
       </w:pPr>
       <w:r>
@@ -1290,7 +1804,7 @@
         <w:pStyle w:val="Head1"/>
         <w:spacing w:after="0"/>
       </w:pPr>
-      <w:bookmarkStart w:id="5" w:name="_Toc233700281"/>
+      <w:bookmarkStart w:id="5" w:name="_Toc233771507"/>
       <w:r>
         <w:lastRenderedPageBreak/>
         <w:t>Manager:</w:t>
@@ -1334,7 +1848,7 @@
         </w:numPr>
         <w:ind w:left="1440" w:hanging="720"/>
       </w:pPr>
-      <w:bookmarkStart w:id="6" w:name="_Toc233700282"/>
+      <w:bookmarkStart w:id="6" w:name="_Toc233771508"/>
       <w:r>
         <w:t>Relationship between Technical Writer, Content and Audience:</w:t>
       </w:r>
@@ -1349,7 +1863,7 @@
         </w:numPr>
         <w:spacing w:after="0"/>
       </w:pPr>
-      <w:bookmarkStart w:id="7" w:name="_Toc233700283"/>
+      <w:bookmarkStart w:id="7" w:name="_Toc233771509"/>
       <w:r>
         <w:t>Technical</w:t>
       </w:r>
@@ -1385,7 +1899,7 @@
         <w:pStyle w:val="Head1"/>
         <w:spacing w:after="0"/>
       </w:pPr>
-      <w:bookmarkStart w:id="8" w:name="_Toc233700284"/>
+      <w:bookmarkStart w:id="8" w:name="_Toc233771510"/>
       <w:r>
         <w:t>Audience:</w:t>
       </w:r>
@@ -1418,7 +1932,7 @@
         <w:pStyle w:val="Head1"/>
         <w:spacing w:after="0"/>
       </w:pPr>
-      <w:bookmarkStart w:id="9" w:name="_Toc233700285"/>
+      <w:bookmarkStart w:id="9" w:name="_Toc233771511"/>
       <w:r>
         <w:t>Objective (Purpose):</w:t>
       </w:r>
@@ -1493,7 +2007,7 @@
         <w:pStyle w:val="Head1"/>
         <w:spacing w:after="0"/>
       </w:pPr>
-      <w:bookmarkStart w:id="10" w:name="_Toc233700286"/>
+      <w:bookmarkStart w:id="10" w:name="_Toc233771512"/>
       <w:r>
         <w:t>Message Content:</w:t>
       </w:r>
@@ -1541,7 +2055,7 @@
         <w:spacing w:after="0"/>
         <w:ind w:firstLine="720"/>
       </w:pPr>
-      <w:bookmarkStart w:id="11" w:name="_Toc233700287"/>
+      <w:bookmarkStart w:id="11" w:name="_Toc233771513"/>
       <w:r>
         <w:lastRenderedPageBreak/>
         <w:t>Example:</w:t>
@@ -1673,6 +2187,478 @@
       </w:pPr>
       <w:r>
         <w:t>Content: Tournament highlights, winning teams, photographs, student participation, achievements, and information about the college's extracurricular programs.</w:t>
+      </w:r>
+    </w:p>
+    <w:p>
+      <w:pPr>
+        <w:pStyle w:val="Body"/>
+        <w:spacing w:after="0"/>
+      </w:pPr>
+    </w:p>
+    <w:p>
+      <w:pPr>
+        <w:pStyle w:val="Question"/>
+        <w:spacing w:after="0" w:line="360" w:lineRule="auto"/>
+      </w:pPr>
+      <w:bookmarkStart w:id="12" w:name="_Toc233771514"/>
+      <w:r>
+        <w:t>Discuss the aspect of meeting the needs of specific target audience in detail.</w:t>
+      </w:r>
+      <w:bookmarkEnd w:id="12"/>
+    </w:p>
+    <w:p>
+      <w:pPr>
+        <w:pStyle w:val="Body"/>
+        <w:spacing w:after="0"/>
+        <w:ind w:firstLine="720"/>
+      </w:pPr>
+      <w:r>
+        <w:t xml:space="preserve">In technical writing, meeting the needs of a specific target audience is the foundational rule that dictates every decision a writer makes. The writer acts as a "behind-the-scenes operator" whose primary obligation is to satisfy the reader's specific need for information to </w:t>
+      </w:r>
+      <w:r>
+        <w:t>influence</w:t>
+      </w:r>
+      <w:r>
+        <w:t xml:space="preserve"> an intended action.</w:t>
+      </w:r>
+      <w:r>
+        <w:t xml:space="preserve"> </w:t>
+      </w:r>
+    </w:p>
+    <w:p>
+      <w:pPr>
+        <w:pStyle w:val="Body"/>
+        <w:spacing w:after="0"/>
+        <w:ind w:firstLine="720"/>
+      </w:pPr>
+    </w:p>
+    <w:p>
+      <w:pPr>
+        <w:pStyle w:val="Body"/>
+        <w:spacing w:after="0"/>
+        <w:ind w:firstLine="720"/>
+      </w:pPr>
+      <w:r>
+        <w:t>To successfully communicate, writers must identify whether they are addressing a specific audience (a single person or group with the same point of view) or a multiple audience (readers with differing viewpoints)</w:t>
+      </w:r>
+      <w:r>
+        <w:t xml:space="preserve"> as well as d</w:t>
+      </w:r>
+      <w:r>
+        <w:t>emographics</w:t>
+      </w:r>
+      <w:r>
+        <w:t>, which includes b</w:t>
+      </w:r>
+      <w:r>
+        <w:t>asic data such as age, sex, income, and educational level help narrow down the group's profile and determine where and how to reach them.</w:t>
+      </w:r>
+    </w:p>
+    <w:p>
+      <w:pPr>
+        <w:rPr>
+          <w:rFonts w:ascii="Calibri" w:eastAsiaTheme="majorEastAsia" w:hAnsi="Calibri" w:cstheme="minorHAnsi"/>
+          <w:bCs/>
+          <w:sz w:val="28"/>
+          <w:szCs w:val="28"/>
+        </w:rPr>
+      </w:pPr>
+      <w:r>
+        <w:br w:type="page"/>
+      </w:r>
+    </w:p>
+    <w:p>
+      <w:pPr>
+        <w:pStyle w:val="Body"/>
+        <w:spacing w:after="0"/>
+        <w:ind w:firstLine="720"/>
+      </w:pPr>
+      <w:r>
+        <w:lastRenderedPageBreak/>
+        <w:t>Analysis involves gathering information on several key factors:</w:t>
+      </w:r>
+    </w:p>
+    <w:p>
+      <w:pPr>
+        <w:pStyle w:val="Body"/>
+        <w:spacing w:after="0"/>
+        <w:ind w:firstLine="720"/>
+      </w:pPr>
+    </w:p>
+    <w:p>
+      <w:pPr>
+        <w:pStyle w:val="Head1"/>
+        <w:numPr>
+          <w:ilvl w:val="0"/>
+          <w:numId w:val="14"/>
+        </w:numPr>
+      </w:pPr>
+      <w:bookmarkStart w:id="13" w:name="_Toc233771515"/>
+      <w:r>
+        <w:t>Knowledge Level:</w:t>
+      </w:r>
+      <w:bookmarkEnd w:id="13"/>
+      <w:r>
+        <w:t xml:space="preserve"> </w:t>
+      </w:r>
+    </w:p>
+    <w:p>
+      <w:pPr>
+        <w:pStyle w:val="Body"/>
+        <w:spacing w:after="0"/>
+        <w:ind w:left="1440" w:firstLine="720"/>
+        <w:rPr>
+          <w:lang w:val="en-GB"/>
+        </w:rPr>
+      </w:pPr>
+      <w:r>
+        <w:t xml:space="preserve">It </w:t>
+      </w:r>
+      <w:r>
+        <w:t>refers to the audience's education, experience, and familiarity with the subject matter.</w:t>
+      </w:r>
+      <w:r>
+        <w:t xml:space="preserve"> It can be high, moderate, low or technical, non-technical. </w:t>
+      </w:r>
+      <w:r>
+        <w:t>Writers must determine what the audience already knows to avoid wasting time with redundant information</w:t>
+      </w:r>
+      <w:r>
+        <w:t>,</w:t>
+      </w:r>
+      <w:r>
+        <w:t xml:space="preserve"> puzzling them with content beyond their reach</w:t>
+      </w:r>
+      <w:r>
+        <w:t>, or omitting something they need to know</w:t>
+      </w:r>
+      <w:r>
+        <w:t xml:space="preserve">. This determines </w:t>
+      </w:r>
+      <w:r>
+        <w:t xml:space="preserve">when to use </w:t>
+      </w:r>
+      <w:r>
+        <w:t>technical language or jargo</w:t>
+      </w:r>
+      <w:r>
+        <w:t>n, summarize known knowledge and present complex information visually</w:t>
+      </w:r>
+      <w:r>
+        <w:t>.</w:t>
+      </w:r>
+      <w:r>
+        <w:t xml:space="preserve"> Example: </w:t>
+      </w:r>
+      <w:r>
+        <w:rPr>
+          <w:lang w:val="en-GB"/>
+        </w:rPr>
+        <w:t>doctor</w:t>
+      </w:r>
+      <w:r>
+        <w:rPr>
+          <w:lang w:val="en-GB"/>
+        </w:rPr>
+        <w:t>’s</w:t>
+      </w:r>
+      <w:r>
+        <w:rPr>
+          <w:lang w:val="en-GB"/>
+        </w:rPr>
+        <w:t xml:space="preserve"> prescription can be understood by pharma</w:t>
+      </w:r>
+      <w:r>
+        <w:rPr>
+          <w:lang w:val="en-GB"/>
+        </w:rPr>
+        <w:t>c</w:t>
+      </w:r>
+      <w:r>
+        <w:rPr>
+          <w:lang w:val="en-GB"/>
+        </w:rPr>
+        <w:t>ist but not patient</w:t>
+      </w:r>
+      <w:r>
+        <w:rPr>
+          <w:lang w:val="en-GB"/>
+        </w:rPr>
+        <w:t>.</w:t>
+      </w:r>
+    </w:p>
+    <w:p>
+      <w:pPr>
+        <w:pStyle w:val="Body"/>
+        <w:spacing w:after="0"/>
+        <w:ind w:left="0"/>
+      </w:pPr>
+    </w:p>
+    <w:p>
+      <w:pPr>
+        <w:pStyle w:val="Head1"/>
+        <w:numPr>
+          <w:ilvl w:val="0"/>
+          <w:numId w:val="14"/>
+        </w:numPr>
+      </w:pPr>
+      <w:bookmarkStart w:id="14" w:name="_Toc233771516"/>
+      <w:r>
+        <w:t>Role:</w:t>
+      </w:r>
+      <w:bookmarkEnd w:id="14"/>
+    </w:p>
+    <w:p>
+      <w:pPr>
+        <w:pStyle w:val="Body"/>
+        <w:spacing w:after="0"/>
+        <w:ind w:left="1440" w:firstLine="720"/>
+      </w:pPr>
+      <w:r>
+        <w:t xml:space="preserve">It </w:t>
+      </w:r>
+      <w:r>
+        <w:t>refers to the audience's position, responsibilities, and purpose for using the document.</w:t>
+      </w:r>
+      <w:r>
+        <w:t xml:space="preserve"> </w:t>
+      </w:r>
+      <w:r>
+        <w:t>A reader's job title significantly affects what information they prioritize</w:t>
+      </w:r>
+      <w:r>
+        <w:t>. W</w:t>
+      </w:r>
+      <w:r>
+        <w:t xml:space="preserve">riters must accommodate </w:t>
+      </w:r>
+      <w:r>
+        <w:t xml:space="preserve">different sections </w:t>
+      </w:r>
+      <w:r>
+        <w:t xml:space="preserve">to satisfy </w:t>
+      </w:r>
+      <w:r>
+        <w:t>different roles</w:t>
+      </w:r>
+      <w:r>
+        <w:t xml:space="preserve">. </w:t>
+      </w:r>
+      <w:r>
+        <w:t xml:space="preserve">Example: </w:t>
+      </w:r>
+      <w:r>
+        <w:t>a manager may require an overview of costs, while a technician needs specific operating instructions.</w:t>
+      </w:r>
+    </w:p>
+    <w:p>
+      <w:pPr>
+        <w:pStyle w:val="Head1"/>
+        <w:numPr>
+          <w:ilvl w:val="0"/>
+          <w:numId w:val="0"/>
+        </w:numPr>
+        <w:spacing w:after="0"/>
+        <w:ind w:left="1440"/>
+      </w:pPr>
+    </w:p>
+    <w:p>
+      <w:pPr>
+        <w:pStyle w:val="Head1"/>
+        <w:numPr>
+          <w:ilvl w:val="0"/>
+          <w:numId w:val="14"/>
+        </w:numPr>
+        <w:spacing w:after="0"/>
+      </w:pPr>
+      <w:bookmarkStart w:id="15" w:name="_Toc233771517"/>
+      <w:r>
+        <w:t>Interest:</w:t>
+      </w:r>
+      <w:bookmarkEnd w:id="15"/>
+      <w:r>
+        <w:t xml:space="preserve"> </w:t>
+      </w:r>
+    </w:p>
+    <w:p>
+      <w:pPr>
+        <w:pStyle w:val="Body"/>
+        <w:spacing w:after="0"/>
+        <w:ind w:left="1440" w:firstLine="720"/>
+      </w:pPr>
+      <w:r>
+        <w:t xml:space="preserve">It </w:t>
+      </w:r>
+      <w:r>
+        <w:t>refers to what the audience wants or needs to know and how motivated they are to read the document</w:t>
+      </w:r>
+      <w:r>
+        <w:t xml:space="preserve">. </w:t>
+      </w:r>
+      <w:r>
+        <w:t xml:space="preserve">It can be affected by age, experience, cultural background and role. </w:t>
+      </w:r>
+      <w:r>
+        <w:t>If the audience is not naturally interested, the writer must find ways to identify with them or offer a</w:t>
+      </w:r>
+      <w:r>
+        <w:t xml:space="preserve">n objective yet </w:t>
+      </w:r>
+      <w:r>
+        <w:t>focused message</w:t>
+      </w:r>
+      <w:r>
+        <w:t xml:space="preserve"> to keep readers engaged, increase comprehension and retention</w:t>
+      </w:r>
+      <w:r>
+        <w:t xml:space="preserve"> and sway them to his point of view</w:t>
+      </w:r>
+      <w:r>
+        <w:t>.</w:t>
+      </w:r>
+      <w:r>
+        <w:t xml:space="preserve"> Example: engineering students are more </w:t>
+      </w:r>
+      <w:r>
+        <w:t>interested in</w:t>
+      </w:r>
+      <w:r>
+        <w:t xml:space="preserve"> reading robotics project reports rather than cooking manual.</w:t>
+      </w:r>
+    </w:p>
+    <w:p>
+      <w:pPr>
+        <w:rPr>
+          <w:rFonts w:ascii="Calibri" w:eastAsiaTheme="majorEastAsia" w:hAnsi="Calibri" w:cstheme="minorHAnsi"/>
+          <w:bCs/>
+          <w:sz w:val="28"/>
+          <w:szCs w:val="28"/>
+        </w:rPr>
+      </w:pPr>
+      <w:r>
+        <w:br w:type="page"/>
+      </w:r>
+    </w:p>
+    <w:p>
+      <w:pPr>
+        <w:pStyle w:val="Head1"/>
+        <w:numPr>
+          <w:ilvl w:val="0"/>
+          <w:numId w:val="14"/>
+        </w:numPr>
+      </w:pPr>
+      <w:bookmarkStart w:id="16" w:name="_Toc233771518"/>
+      <w:r>
+        <w:lastRenderedPageBreak/>
+        <w:t>Cultural Background:</w:t>
+      </w:r>
+      <w:bookmarkEnd w:id="16"/>
+      <w:r>
+        <w:t xml:space="preserve"> </w:t>
+      </w:r>
+    </w:p>
+    <w:p>
+      <w:pPr>
+        <w:pStyle w:val="Body"/>
+        <w:spacing w:after="0"/>
+        <w:ind w:left="1440" w:firstLine="720"/>
+      </w:pPr>
+      <w:r>
+        <w:t xml:space="preserve">It </w:t>
+      </w:r>
+      <w:r>
+        <w:t>includes the audience's language, traditions, customs, beliefs, values, and communication styles.</w:t>
+      </w:r>
+      <w:r>
+        <w:t xml:space="preserve"> </w:t>
+      </w:r>
+      <w:r>
+        <w:t>Different cultures have distinct patterns of thought and communication</w:t>
+      </w:r>
+      <w:r>
+        <w:t xml:space="preserve"> which affects what an audience considers to be proper </w:t>
+      </w:r>
+      <w:r>
+        <w:t>behavior</w:t>
+      </w:r>
+      <w:r>
+        <w:t>. A good writer tries to understand these differences to ensure no audience member is offended and lines of communication remain open</w:t>
+      </w:r>
+      <w:r>
+        <w:t xml:space="preserve"> to all readers</w:t>
+      </w:r>
+      <w:r>
+        <w:t>.</w:t>
+      </w:r>
+      <w:r>
+        <w:t xml:space="preserve"> Example:</w:t>
+      </w:r>
+      <w:r>
+        <w:t xml:space="preserve"> polite writing used in Asian culture may unintentionally come off as </w:t>
+      </w:r>
+      <w:r>
+        <w:t>sarcastically</w:t>
+      </w:r>
+      <w:r>
+        <w:t xml:space="preserve"> rude in American culture.</w:t>
+      </w:r>
+    </w:p>
+    <w:p>
+      <w:pPr>
+        <w:pStyle w:val="Body"/>
+        <w:spacing w:after="0"/>
+        <w:ind w:firstLine="720"/>
+      </w:pPr>
+    </w:p>
+    <w:p>
+      <w:pPr>
+        <w:pStyle w:val="Head1"/>
+        <w:numPr>
+          <w:ilvl w:val="0"/>
+          <w:numId w:val="14"/>
+        </w:numPr>
+      </w:pPr>
+      <w:bookmarkStart w:id="17" w:name="_Toc233771519"/>
+      <w:r>
+        <w:t>Personality:</w:t>
+      </w:r>
+      <w:bookmarkEnd w:id="17"/>
+      <w:r>
+        <w:t xml:space="preserve"> </w:t>
+      </w:r>
+    </w:p>
+    <w:p>
+      <w:pPr>
+        <w:pStyle w:val="Body"/>
+        <w:spacing w:after="0"/>
+        <w:ind w:left="1440" w:firstLine="720"/>
+      </w:pPr>
+      <w:r>
+        <w:t xml:space="preserve">It </w:t>
+      </w:r>
+      <w:r>
+        <w:t xml:space="preserve">refers to the audience's attitudes, preferences, and communication style. </w:t>
+      </w:r>
+      <w:r>
+        <w:t xml:space="preserve">It can be affected by culture, heredity, age, </w:t>
+      </w:r>
+      <w:r>
+        <w:t>experience</w:t>
+      </w:r>
+      <w:r>
+        <w:t xml:space="preserve"> and role. </w:t>
+      </w:r>
+      <w:r>
+        <w:t>While technical writing should remain objective, the presentation can be adjusted to suit the audience.</w:t>
+      </w:r>
+      <w:r>
+        <w:t xml:space="preserve"> </w:t>
+      </w:r>
+      <w:r>
+        <w:t>Example: s</w:t>
+      </w:r>
+      <w:r>
+        <w:t>ome readers prefer direct facts and data (analytical), while others want the "bottom line" or the "big picture".</w:t>
       </w:r>
     </w:p>
     <w:sectPr>
@@ -2755,6 +3741,36 @@
   </w:num>
   <w:num w:numId="13" w16cid:durableId="2090804986">
     <w:abstractNumId w:val="8"/>
+  </w:num>
+  <w:num w:numId="14" w16cid:durableId="1257863764">
+    <w:abstractNumId w:val="0"/>
+    <w:lvlOverride w:ilvl="0">
+      <w:startOverride w:val="1"/>
+    </w:lvlOverride>
+    <w:lvlOverride w:ilvl="1">
+      <w:startOverride w:val="1"/>
+    </w:lvlOverride>
+    <w:lvlOverride w:ilvl="2">
+      <w:startOverride w:val="1"/>
+    </w:lvlOverride>
+    <w:lvlOverride w:ilvl="3">
+      <w:startOverride w:val="1"/>
+    </w:lvlOverride>
+    <w:lvlOverride w:ilvl="4">
+      <w:startOverride w:val="1"/>
+    </w:lvlOverride>
+    <w:lvlOverride w:ilvl="5">
+      <w:startOverride w:val="1"/>
+    </w:lvlOverride>
+    <w:lvlOverride w:ilvl="6">
+      <w:startOverride w:val="1"/>
+    </w:lvlOverride>
+    <w:lvlOverride w:ilvl="7">
+      <w:startOverride w:val="1"/>
+    </w:lvlOverride>
+    <w:lvlOverride w:ilvl="8">
+      <w:startOverride w:val="1"/>
+    </w:lvlOverride>
   </w:num>
 </w:numbering>
 </file>
@@ -3366,7 +4382,6 @@
   <w:style w:type="character" w:default="1" w:styleId="DefaultParagraphFont">
     <w:name w:val="Default Paragraph Font"/>
     <w:uiPriority w:val="1"/>
-    <w:semiHidden/>
     <w:unhideWhenUsed/>
   </w:style>
   <w:style w:type="table" w:default="1" w:styleId="TableNormal">
@@ -3842,6 +4857,17 @@
       <w:ind w:left="240"/>
     </w:pPr>
   </w:style>
+  <w:style w:type="paragraph" w:styleId="NormalWeb">
+    <w:name w:val="Normal (Web)"/>
+    <w:basedOn w:val="Normal"/>
+    <w:uiPriority w:val="99"/>
+    <w:semiHidden/>
+    <w:unhideWhenUsed/>
+    <w:rsid w:val="005F7F28"/>
+    <w:rPr>
+      <w:rFonts w:ascii="Times New Roman" w:hAnsi="Times New Roman" w:cs="Times New Roman"/>
+    </w:rPr>
+  </w:style>
 </w:styles>
 </file>
 

--- a/CSC379-Technical-Writing/Assignment/2-tw.docx
+++ b/CSC379-Technical-Writing/Assignment/2-tw.docx
@@ -31,6 +31,7 @@
           <w:tab w:val="left" w:pos="480"/>
           <w:tab w:val="right" w:leader="dot" w:pos="11368"/>
         </w:tabs>
+        <w:spacing w:line="360" w:lineRule="auto"/>
         <w:rPr>
           <w:rFonts w:asciiTheme="minorHAnsi" w:eastAsiaTheme="minorEastAsia" w:hAnsiTheme="minorHAnsi"/>
           <w:noProof/>
@@ -154,6 +155,7 @@
         <w:tabs>
           <w:tab w:val="right" w:leader="dot" w:pos="11368"/>
         </w:tabs>
+        <w:spacing w:line="360" w:lineRule="auto"/>
         <w:rPr>
           <w:rFonts w:eastAsiaTheme="minorEastAsia"/>
           <w:noProof/>
@@ -225,6 +227,7 @@
           <w:tab w:val="left" w:pos="720"/>
           <w:tab w:val="right" w:leader="dot" w:pos="11368"/>
         </w:tabs>
+        <w:spacing w:line="360" w:lineRule="auto"/>
         <w:rPr>
           <w:rFonts w:eastAsiaTheme="minorEastAsia"/>
           <w:noProof/>
@@ -311,6 +314,7 @@
           <w:tab w:val="left" w:pos="720"/>
           <w:tab w:val="right" w:leader="dot" w:pos="11368"/>
         </w:tabs>
+        <w:spacing w:line="360" w:lineRule="auto"/>
         <w:rPr>
           <w:rFonts w:eastAsiaTheme="minorEastAsia"/>
           <w:noProof/>
@@ -397,6 +401,7 @@
           <w:tab w:val="left" w:pos="960"/>
           <w:tab w:val="right" w:leader="dot" w:pos="11368"/>
         </w:tabs>
+        <w:spacing w:line="360" w:lineRule="auto"/>
         <w:rPr>
           <w:rFonts w:eastAsiaTheme="minorEastAsia"/>
           <w:noProof/>
@@ -483,6 +488,7 @@
           <w:tab w:val="left" w:pos="720"/>
           <w:tab w:val="right" w:leader="dot" w:pos="11368"/>
         </w:tabs>
+        <w:spacing w:line="360" w:lineRule="auto"/>
         <w:rPr>
           <w:rFonts w:eastAsiaTheme="minorEastAsia"/>
           <w:noProof/>
@@ -568,6 +574,7 @@
         <w:tabs>
           <w:tab w:val="right" w:leader="dot" w:pos="11368"/>
         </w:tabs>
+        <w:spacing w:line="360" w:lineRule="auto"/>
         <w:rPr>
           <w:rFonts w:eastAsiaTheme="minorEastAsia"/>
           <w:noProof/>
@@ -639,6 +646,7 @@
           <w:tab w:val="left" w:pos="720"/>
           <w:tab w:val="right" w:leader="dot" w:pos="11368"/>
         </w:tabs>
+        <w:spacing w:line="360" w:lineRule="auto"/>
         <w:rPr>
           <w:rFonts w:eastAsiaTheme="minorEastAsia"/>
           <w:noProof/>
@@ -725,6 +733,7 @@
           <w:tab w:val="left" w:pos="720"/>
           <w:tab w:val="right" w:leader="dot" w:pos="11368"/>
         </w:tabs>
+        <w:spacing w:line="360" w:lineRule="auto"/>
         <w:rPr>
           <w:rFonts w:eastAsiaTheme="minorEastAsia"/>
           <w:noProof/>
@@ -811,6 +820,7 @@
           <w:tab w:val="left" w:pos="720"/>
           <w:tab w:val="right" w:leader="dot" w:pos="11368"/>
         </w:tabs>
+        <w:spacing w:line="360" w:lineRule="auto"/>
         <w:rPr>
           <w:rFonts w:eastAsiaTheme="minorEastAsia"/>
           <w:noProof/>
@@ -897,6 +907,7 @@
           <w:tab w:val="left" w:pos="720"/>
           <w:tab w:val="right" w:leader="dot" w:pos="11368"/>
         </w:tabs>
+        <w:spacing w:line="360" w:lineRule="auto"/>
         <w:rPr>
           <w:rFonts w:eastAsiaTheme="minorEastAsia"/>
           <w:noProof/>
@@ -982,6 +993,7 @@
         <w:tabs>
           <w:tab w:val="right" w:leader="dot" w:pos="11368"/>
         </w:tabs>
+        <w:spacing w:line="360" w:lineRule="auto"/>
         <w:rPr>
           <w:rFonts w:eastAsiaTheme="minorEastAsia"/>
           <w:noProof/>
@@ -1053,6 +1065,7 @@
           <w:tab w:val="left" w:pos="480"/>
           <w:tab w:val="right" w:leader="dot" w:pos="11368"/>
         </w:tabs>
+        <w:spacing w:line="360" w:lineRule="auto"/>
         <w:rPr>
           <w:rFonts w:asciiTheme="minorHAnsi" w:eastAsiaTheme="minorEastAsia" w:hAnsiTheme="minorHAnsi"/>
           <w:noProof/>
@@ -1147,6 +1160,7 @@
           <w:tab w:val="left" w:pos="720"/>
           <w:tab w:val="right" w:leader="dot" w:pos="11368"/>
         </w:tabs>
+        <w:spacing w:line="360" w:lineRule="auto"/>
         <w:rPr>
           <w:rFonts w:eastAsiaTheme="minorEastAsia"/>
           <w:noProof/>
@@ -1233,6 +1247,7 @@
           <w:tab w:val="left" w:pos="720"/>
           <w:tab w:val="right" w:leader="dot" w:pos="11368"/>
         </w:tabs>
+        <w:spacing w:line="360" w:lineRule="auto"/>
         <w:rPr>
           <w:rFonts w:eastAsiaTheme="minorEastAsia"/>
           <w:noProof/>
@@ -1319,6 +1334,7 @@
           <w:tab w:val="left" w:pos="960"/>
           <w:tab w:val="right" w:leader="dot" w:pos="11368"/>
         </w:tabs>
+        <w:spacing w:line="360" w:lineRule="auto"/>
         <w:rPr>
           <w:rFonts w:eastAsiaTheme="minorEastAsia"/>
           <w:noProof/>
@@ -1405,6 +1421,7 @@
           <w:tab w:val="left" w:pos="720"/>
           <w:tab w:val="right" w:leader="dot" w:pos="11368"/>
         </w:tabs>
+        <w:spacing w:line="360" w:lineRule="auto"/>
         <w:rPr>
           <w:rFonts w:eastAsiaTheme="minorEastAsia"/>
           <w:noProof/>
@@ -1491,6 +1508,7 @@
           <w:tab w:val="left" w:pos="720"/>
           <w:tab w:val="right" w:leader="dot" w:pos="11368"/>
         </w:tabs>
+        <w:spacing w:line="360" w:lineRule="auto"/>
         <w:rPr>
           <w:rFonts w:eastAsiaTheme="minorEastAsia"/>
           <w:noProof/>
@@ -1572,6 +1590,7 @@
     </w:p>
     <w:p>
       <w:pPr>
+        <w:spacing w:line="360" w:lineRule="auto"/>
         <w:rPr>
           <w:rFonts w:ascii="Calibri" w:hAnsi="Calibri" w:cs="Calibri"/>
           <w:b/>
@@ -1788,6 +1807,7 @@
     </w:p>
     <w:p>
       <w:pPr>
+        <w:spacing w:line="360" w:lineRule="auto"/>
         <w:rPr>
           <w:rFonts w:ascii="Calibri" w:eastAsiaTheme="majorEastAsia" w:hAnsi="Calibri" w:cstheme="minorHAnsi"/>
           <w:bCs/>
@@ -2034,6 +2054,7 @@
     </w:p>
     <w:p>
       <w:pPr>
+        <w:spacing w:line="360" w:lineRule="auto"/>
         <w:rPr>
           <w:rFonts w:ascii="Calibri" w:eastAsiaTheme="majorEastAsia" w:hAnsi="Calibri" w:cstheme="minorHAnsi"/>
           <w:bCs/>
@@ -2256,6 +2277,7 @@
     </w:p>
     <w:p>
       <w:pPr>
+        <w:spacing w:line="360" w:lineRule="auto"/>
         <w:rPr>
           <w:rFonts w:ascii="Calibri" w:eastAsiaTheme="majorEastAsia" w:hAnsi="Calibri" w:cstheme="minorHAnsi"/>
           <w:bCs/>
@@ -2528,6 +2550,7 @@
     </w:p>
     <w:p>
       <w:pPr>
+        <w:spacing w:line="360" w:lineRule="auto"/>
         <w:rPr>
           <w:rFonts w:ascii="Calibri" w:eastAsiaTheme="majorEastAsia" w:hAnsi="Calibri" w:cstheme="minorHAnsi"/>
           <w:bCs/>
@@ -4382,6 +4405,7 @@
   <w:style w:type="character" w:default="1" w:styleId="DefaultParagraphFont">
     <w:name w:val="Default Paragraph Font"/>
     <w:uiPriority w:val="1"/>
+    <w:semiHidden/>
     <w:unhideWhenUsed/>
   </w:style>
   <w:style w:type="table" w:default="1" w:styleId="TableNormal">
